--- a/様式1-5_研究業績一覧.docx
+++ b/様式1-5_研究業績一覧.docx
@@ -1,11 +1,10 @@
 
 <file path=word/document.xml><?xml version="1.0" encoding="utf-8"?>
-<w:document xmlns:wpc="http://schemas.microsoft.com/office/word/2010/wordprocessingCanvas" xmlns:cx="http://schemas.microsoft.com/office/drawing/2014/chartex" xmlns:cx1="http://schemas.microsoft.com/office/drawing/2015/9/8/chartex" xmlns:cx2="http://schemas.microsoft.com/office/drawing/2015/10/21/chartex" xmlns:cx3="http://schemas.microsoft.com/office/drawing/2016/5/9/chartex" xmlns:cx4="http://schemas.microsoft.com/office/drawing/2016/5/10/chartex" xmlns:cx5="http://schemas.microsoft.com/office/drawing/2016/5/11/chartex" xmlns:cx6="http://schemas.microsoft.com/office/drawing/2016/5/12/chartex" xmlns:cx7="http://schemas.microsoft.com/office/drawing/2016/5/13/chartex" xmlns:cx8="http://schemas.microsoft.com/office/drawing/2016/5/14/chartex" xmlns:mc="http://schemas.openxmlformats.org/markup-compatibility/2006" xmlns:aink="http://schemas.microsoft.com/office/drawing/2016/ink" xmlns:am3d="http://schemas.microsoft.com/office/drawing/2017/model3d" xmlns:o="urn:schemas-microsoft-com:office:office" xmlns:oel="http://schemas.microsoft.com/office/2019/extlst" xmlns:r="http://schemas.openxmlformats.org/officeDocument/2006/relationships" xmlns:m="http://schemas.openxmlformats.org/officeDocument/2006/math" xmlns:v="urn:schemas-microsoft-com:vml" xmlns:wp14="http://schemas.microsoft.com/office/word/2010/wordprocessingDrawing" xmlns:wp="http://schemas.openxmlformats.org/drawingml/2006/wordprocessingDrawing" xmlns:w10="urn:schemas-microsoft-com:office:word" xmlns:w="http://schemas.openxmlformats.org/wordprocessingml/2006/main" xmlns:w14="http://schemas.microsoft.com/office/word/2010/wordml" xmlns:w15="http://schemas.microsoft.com/office/word/2012/wordml" xmlns:w16cex="http://schemas.microsoft.com/office/word/2018/wordml/cex" xmlns:w16cid="http://schemas.microsoft.com/office/word/2016/wordml/cid" xmlns:w16="http://schemas.microsoft.com/office/word/2018/wordml" xmlns:w16du="http://schemas.microsoft.com/office/word/2023/wordml/word16du" xmlns:w16sdtdh="http://schemas.microsoft.com/office/word/2020/wordml/sdtdatahash" xmlns:w16sdtfl="http://schemas.microsoft.com/office/word/2024/wordml/sdtformatlock" xmlns:w16se="http://schemas.microsoft.com/office/word/2015/wordml/symex" xmlns:wpg="http://schemas.microsoft.com/office/word/2010/wordprocessingGroup" xmlns:wpi="http://schemas.microsoft.com/office/word/2010/wordprocessingInk" xmlns:wne="http://schemas.microsoft.com/office/word/2006/wordml" xmlns:wps="http://schemas.microsoft.com/office/word/2010/wordprocessingShape" mc:Ignorable="w14 w15 w16se w16cid w16 w16cex w16sdtdh w16sdtfl w16du wp14">
+<w:document xmlns:wpc="http://schemas.microsoft.com/office/word/2010/wordprocessingCanvas" xmlns:cx="http://schemas.microsoft.com/office/drawing/2014/chartex" xmlns:cx1="http://schemas.microsoft.com/office/drawing/2015/9/8/chartex" xmlns:cx2="http://schemas.microsoft.com/office/drawing/2015/10/21/chartex" xmlns:cx3="http://schemas.microsoft.com/office/drawing/2016/5/9/chartex" xmlns:cx4="http://schemas.microsoft.com/office/drawing/2016/5/10/chartex" xmlns:cx5="http://schemas.microsoft.com/office/drawing/2016/5/11/chartex" xmlns:cx6="http://schemas.microsoft.com/office/drawing/2016/5/12/chartex" xmlns:cx7="http://schemas.microsoft.com/office/drawing/2016/5/13/chartex" xmlns:cx8="http://schemas.microsoft.com/office/drawing/2016/5/14/chartex" xmlns:mc="http://schemas.openxmlformats.org/markup-compatibility/2006" xmlns:m="http://schemas.openxmlformats.org/officeDocument/2006/math" xmlns:aink="http://schemas.microsoft.com/office/drawing/2016/ink" xmlns:am3d="http://schemas.microsoft.com/office/drawing/2017/model3d" xmlns:oel="http://schemas.microsoft.com/office/2019/extlst" xmlns:r="http://schemas.openxmlformats.org/officeDocument/2006/relationships" xmlns:wp14="http://schemas.microsoft.com/office/word/2010/wordprocessingDrawing" xmlns:wp="http://schemas.openxmlformats.org/drawingml/2006/wordprocessingDrawing" xmlns:wpg="http://schemas.microsoft.com/office/word/2010/wordprocessingGroup" xmlns:wpi="http://schemas.microsoft.com/office/word/2010/wordprocessingInk" xmlns:wps="http://schemas.microsoft.com/office/word/2010/wordprocessingShape" xmlns:o="urn:schemas-microsoft-com:office:office" xmlns:v="urn:schemas-microsoft-com:vml" xmlns:w10="urn:schemas-microsoft-com:office:word" xmlns:w="http://schemas.openxmlformats.org/wordprocessingml/2006/main" xmlns:w14="http://schemas.microsoft.com/office/word/2010/wordml" xmlns:w15="http://schemas.microsoft.com/office/word/2012/wordml" xmlns:w16cei="http://schemas.microsoft.com/office/word/2026/wordml/cei" xmlns:w16cex="http://schemas.microsoft.com/office/word/2018/wordml/cex" xmlns:w16cid="http://schemas.microsoft.com/office/word/2016/wordml/cid" xmlns:w16="http://schemas.microsoft.com/office/word/2018/wordml" xmlns:w16sdtdh="http://schemas.microsoft.com/office/word/2020/wordml/sdtdatahash" xmlns:w16sdtfl="http://schemas.microsoft.com/office/word/2024/wordml/sdtformatlock" xmlns:w16se="http://schemas.microsoft.com/office/word/2015/wordml/symex" xmlns:w16du="http://schemas.microsoft.com/office/word/2023/wordml/word16du" xmlns:wne="http://schemas.microsoft.com/office/word/2006/wordml" mc:Ignorable="w14 w15 w16se w16cid w16 w16cex w16sdtdh w16sdtfl w16du wp14">
   <w:body>
     <w:p>
       <w:pPr>
         <w:rPr>
-          <w:rFonts w:hint="eastAsia"/>
           <w:color w:val="000000" w:themeColor="text1"/>
         </w:rPr>
       </w:pPr>
@@ -571,10 +570,23 @@
       <w:proofErr w:type="gramEnd"/>
       <w:r>
         <w:rPr>
-          <w:rFonts w:hint="eastAsia"/>
-          <w:color w:val="000000" w:themeColor="text1"/>
-        </w:rPr>
-        <w:t>掲載予定</w:t>
+          <w:color w:val="000000" w:themeColor="text1"/>
+        </w:rPr>
+        <w:t>9</w:t>
+      </w:r>
+      <w:r>
+        <w:rPr>
+          <w:rFonts w:hint="eastAsia"/>
+          <w:color w:val="000000" w:themeColor="text1"/>
+        </w:rPr>
+        <w:t>月号</w:t>
+      </w:r>
+      <w:r>
+        <w:rPr>
+          <w:rFonts w:hint="eastAsia"/>
+          <w:color w:val="000000" w:themeColor="text1"/>
+        </w:rPr>
+        <w:t>掲載</w:t>
       </w:r>
       <w:r>
         <w:rPr>
@@ -1803,7 +1815,6 @@
           <w:right w:val="single" w:sz="4" w:space="4" w:color="auto"/>
         </w:pBdr>
         <w:rPr>
-          <w:rFonts w:hint="eastAsia"/>
           <w:b/>
           <w:bCs/>
           <w:color w:val="000000" w:themeColor="text1"/>
@@ -1824,7 +1835,15 @@
           <w:bCs/>
           <w:color w:val="000000" w:themeColor="text1"/>
         </w:rPr>
-        <w:t xml:space="preserve"> 18</w:t>
+        <w:t xml:space="preserve"> </w:t>
+      </w:r>
+      <w:r>
+        <w:rPr>
+          <w:b/>
+          <w:bCs/>
+          <w:color w:val="000000" w:themeColor="text1"/>
+        </w:rPr>
+        <w:t>20</w:t>
       </w:r>
       <w:r>
         <w:rPr>
@@ -2015,7 +2034,7 @@
         <w:rPr>
           <w:color w:val="000000" w:themeColor="text1"/>
         </w:rPr>
-        <w:t>7</w:t>
+        <w:t>9</w:t>
       </w:r>
       <w:r>
         <w:rPr>
@@ -2447,7 +2466,7 @@
         <w:rPr>
           <w:color w:val="000000" w:themeColor="text1"/>
         </w:rPr>
-        <w:t>ニューラニューラルネットワークを用いたハンドジェスチャ認識によるゲームユーザインターフェースの研究</w:t>
+        <w:t>ニューラルネットワークを用いたハンドジェスチャ認識によるゲームユーザインターフェースの研究</w:t>
       </w:r>
       <w:r>
         <w:rPr>
@@ -3374,7 +3393,21 @@
           <w:rFonts w:hint="eastAsia"/>
           <w:color w:val="000000" w:themeColor="text1"/>
         </w:rPr>
-        <w:t>電子情報通信学会，</w:t>
+        <w:t>電子情報通信学会</w:t>
+      </w:r>
+      <w:r>
+        <w:rPr>
+          <w:rFonts w:hint="eastAsia"/>
+          <w:color w:val="000000" w:themeColor="text1"/>
+        </w:rPr>
+        <w:t>総合大会</w:t>
+      </w:r>
+      <w:r>
+        <w:rPr>
+          <w:rFonts w:hint="eastAsia"/>
+          <w:color w:val="000000" w:themeColor="text1"/>
+        </w:rPr>
+        <w:t>，</w:t>
       </w:r>
       <w:r>
         <w:t>N-1-01</w:t>
@@ -3503,7 +3536,21 @@
           <w:rFonts w:hint="eastAsia"/>
           <w:color w:val="000000" w:themeColor="text1"/>
         </w:rPr>
-        <w:t>電子情報通信学会，</w:t>
+        <w:t>電子情報通信学会</w:t>
+      </w:r>
+      <w:r>
+        <w:rPr>
+          <w:rFonts w:hint="eastAsia"/>
+          <w:color w:val="000000" w:themeColor="text1"/>
+        </w:rPr>
+        <w:t>総合大会</w:t>
+      </w:r>
+      <w:r>
+        <w:rPr>
+          <w:rFonts w:hint="eastAsia"/>
+          <w:color w:val="000000" w:themeColor="text1"/>
+        </w:rPr>
+        <w:t>，</w:t>
       </w:r>
       <w:r>
         <w:t>B-19-21</w:t>
@@ -3939,6 +3986,258 @@
           <w:color w:val="000000" w:themeColor="text1"/>
         </w:rPr>
         <w:t>)</w:t>
+      </w:r>
+    </w:p>
+    <w:p>
+      <w:pPr>
+        <w:numPr>
+          <w:ilvl w:val="0"/>
+          <w:numId w:val="21"/>
+        </w:numPr>
+        <w:pBdr>
+          <w:top w:val="single" w:sz="4" w:space="1" w:color="auto"/>
+          <w:left w:val="single" w:sz="4" w:space="4" w:color="auto"/>
+          <w:bottom w:val="single" w:sz="4" w:space="1" w:color="auto"/>
+          <w:right w:val="single" w:sz="4" w:space="4" w:color="auto"/>
+        </w:pBdr>
+        <w:rPr>
+          <w:color w:val="000000" w:themeColor="text1"/>
+        </w:rPr>
+      </w:pPr>
+      <w:r>
+        <w:t>廣瀬 大哲</w:t>
+      </w:r>
+      <w:r>
+        <w:rPr>
+          <w:rFonts w:hint="eastAsia"/>
+          <w:color w:val="000000" w:themeColor="text1"/>
+        </w:rPr>
+        <w:t>，</w:t>
+      </w:r>
+      <w:r>
+        <w:rPr>
+          <w:rFonts w:hint="eastAsia"/>
+          <w:color w:val="000000" w:themeColor="text1"/>
+          <w:u w:val="single"/>
+        </w:rPr>
+        <w:t>山富</w:t>
+      </w:r>
+      <w:r>
+        <w:rPr>
+          <w:color w:val="000000" w:themeColor="text1"/>
+          <w:u w:val="single"/>
+        </w:rPr>
+        <w:t xml:space="preserve"> 龍</w:t>
+      </w:r>
+      <w:r>
+        <w:rPr>
+          <w:color w:val="000000" w:themeColor="text1"/>
+        </w:rPr>
+        <w:t>，</w:t>
+      </w:r>
+      <w:r>
+        <w:t>マハブービ シェヘラザード</w:t>
+      </w:r>
+      <w:r>
+        <w:rPr>
+          <w:rFonts w:hint="eastAsia"/>
+        </w:rPr>
+        <w:t>，</w:t>
+      </w:r>
+      <w:r>
+        <w:rPr>
+          <w:color w:val="000000" w:themeColor="text1"/>
+        </w:rPr>
+        <w:t>二宮 洋，</w:t>
+      </w:r>
+      <w:r>
+        <w:rPr>
+          <w:color w:val="000000" w:themeColor="text1"/>
+        </w:rPr>
+        <w:t>“</w:t>
+      </w:r>
+      <w:r>
+        <w:t>適応的リプシッツ定数推定に基づく慣性付3次正則化ニュートン法</w:t>
+      </w:r>
+      <w:r>
+        <w:rPr>
+          <w:rFonts w:hint="eastAsia"/>
+          <w:color w:val="000000" w:themeColor="text1"/>
+        </w:rPr>
+        <w:t>，</w:t>
+      </w:r>
+      <w:r>
+        <w:rPr>
+          <w:color w:val="000000" w:themeColor="text1"/>
+        </w:rPr>
+        <w:t>”</w:t>
+      </w:r>
+      <w:r>
+        <w:rPr>
+          <w:color w:val="000000" w:themeColor="text1"/>
+        </w:rPr>
+        <w:t xml:space="preserve"> 2026</w:t>
+      </w:r>
+      <w:r>
+        <w:rPr>
+          <w:rFonts w:hint="eastAsia"/>
+          <w:color w:val="000000" w:themeColor="text1"/>
+        </w:rPr>
+        <w:t>年電子情報通信学会ソサエティ大会，</w:t>
+      </w:r>
+      <w:r>
+        <w:rPr>
+          <w:color w:val="000000" w:themeColor="text1"/>
+        </w:rPr>
+        <w:t>Sep. 2026</w:t>
+      </w:r>
+      <w:r>
+        <w:rPr>
+          <w:rFonts w:hint="eastAsia"/>
+          <w:color w:val="000000" w:themeColor="text1"/>
+        </w:rPr>
+        <w:t>．</w:t>
+      </w:r>
+      <w:r>
+        <w:rPr>
+          <w:color w:val="000000" w:themeColor="text1"/>
+        </w:rPr>
+        <w:t>(</w:t>
+      </w:r>
+      <w:r>
+        <w:rPr>
+          <w:rFonts w:hint="eastAsia"/>
+          <w:color w:val="000000" w:themeColor="text1"/>
+        </w:rPr>
+        <w:t>発表予定</w:t>
+      </w:r>
+      <w:r>
+        <w:rPr>
+          <w:color w:val="000000" w:themeColor="text1"/>
+        </w:rPr>
+        <w:t>)</w:t>
+      </w:r>
+    </w:p>
+    <w:p>
+      <w:pPr>
+        <w:numPr>
+          <w:ilvl w:val="0"/>
+          <w:numId w:val="21"/>
+        </w:numPr>
+        <w:pBdr>
+          <w:top w:val="single" w:sz="4" w:space="1" w:color="auto"/>
+          <w:left w:val="single" w:sz="4" w:space="4" w:color="auto"/>
+          <w:bottom w:val="single" w:sz="4" w:space="1" w:color="auto"/>
+          <w:right w:val="single" w:sz="4" w:space="4" w:color="auto"/>
+        </w:pBdr>
+        <w:rPr>
+          <w:color w:val="000000" w:themeColor="text1"/>
+        </w:rPr>
+      </w:pPr>
+      <w:r>
+        <w:t>深澤 菜美</w:t>
+      </w:r>
+      <w:r>
+        <w:rPr>
+          <w:rFonts w:hint="eastAsia"/>
+        </w:rPr>
+        <w:t>，</w:t>
+      </w:r>
+      <w:r>
+        <w:rPr>
+          <w:rFonts w:ascii="Yu Gothic" w:eastAsia="Yu Gothic" w:hAnsi="Yu Gothic" w:cs="Yu Gothic" w:hint="eastAsia"/>
+        </w:rPr>
+        <w:t>⼭</w:t>
+      </w:r>
+      <w:r>
+        <w:t xml:space="preserve">富 </w:t>
+      </w:r>
+      <w:r>
+        <w:rPr>
+          <w:rFonts w:ascii="Yu Gothic" w:eastAsia="Yu Gothic" w:hAnsi="Yu Gothic" w:cs="Yu Gothic" w:hint="eastAsia"/>
+        </w:rPr>
+        <w:t>⿓，</w:t>
+      </w:r>
+      <w:r>
+        <w:t>宮坂</w:t>
+      </w:r>
+      <w:r>
+        <w:rPr>
+          <w:rFonts w:hint="eastAsia"/>
+        </w:rPr>
+        <w:t xml:space="preserve"> </w:t>
+      </w:r>
+      <w:r>
+        <w:t>武寛</w:t>
+      </w:r>
+      <w:r>
+        <w:rPr>
+          <w:rFonts w:hint="eastAsia"/>
+        </w:rPr>
+        <w:t>，</w:t>
+      </w:r>
+      <w:r>
+        <w:t>垣内</w:t>
+      </w:r>
+      <w:r>
+        <w:rPr>
+          <w:rFonts w:hint="eastAsia"/>
+        </w:rPr>
+        <w:t xml:space="preserve"> </w:t>
+      </w:r>
+      <w:r>
+        <w:t>健太</w:t>
+      </w:r>
+      <w:r>
+        <w:rPr>
+          <w:rFonts w:hint="eastAsia"/>
+        </w:rPr>
+        <w:t>，“</w:t>
+      </w:r>
+      <w:r>
+        <w:t>AI を</w:t>
+      </w:r>
+      <w:r>
+        <w:rPr>
+          <w:rFonts w:ascii="Yu Gothic" w:eastAsia="Yu Gothic" w:hAnsi="Yu Gothic" w:cs="Yu Gothic" w:hint="eastAsia"/>
+        </w:rPr>
+        <w:t>⽤</w:t>
+      </w:r>
+      <w:r>
+        <w:t>いたファインバブル発</w:t>
+      </w:r>
+      <w:r>
+        <w:rPr>
+          <w:rFonts w:ascii="Yu Gothic" w:eastAsia="Yu Gothic" w:hAnsi="Yu Gothic" w:cs="Yu Gothic" w:hint="eastAsia"/>
+        </w:rPr>
+        <w:t>⽣</w:t>
+      </w:r>
+      <w:r>
+        <w:t>装置の最適操作条件の検討</w:t>
+      </w:r>
+      <w:r>
+        <w:rPr>
+          <w:rFonts w:hint="eastAsia"/>
+        </w:rPr>
+        <w:t>，”第</w:t>
+      </w:r>
+      <w:r>
+        <w:t>16</w:t>
+      </w:r>
+      <w:r>
+        <w:rPr>
+          <w:rFonts w:hint="eastAsia"/>
+        </w:rPr>
+        <w:t>回 CSJ科学フェスタ，</w:t>
+      </w:r>
+      <w:r>
+        <w:t>Oct. 2026.</w:t>
+      </w:r>
+      <w:r>
+        <w:rPr>
+          <w:rFonts w:hint="eastAsia"/>
+        </w:rPr>
+        <w:t>（発表予定）</w:t>
       </w:r>
     </w:p>
     <w:sectPr>
@@ -3954,7 +4253,7 @@
 </file>
 
 <file path=word/endnotes.xml><?xml version="1.0" encoding="utf-8"?>
-<w:endnotes xmlns:wpc="http://schemas.microsoft.com/office/word/2010/wordprocessingCanvas" xmlns:cx="http://schemas.microsoft.com/office/drawing/2014/chartex" xmlns:cx1="http://schemas.microsoft.com/office/drawing/2015/9/8/chartex" xmlns:cx2="http://schemas.microsoft.com/office/drawing/2015/10/21/chartex" xmlns:cx3="http://schemas.microsoft.com/office/drawing/2016/5/9/chartex" xmlns:cx4="http://schemas.microsoft.com/office/drawing/2016/5/10/chartex" xmlns:cx5="http://schemas.microsoft.com/office/drawing/2016/5/11/chartex" xmlns:cx6="http://schemas.microsoft.com/office/drawing/2016/5/12/chartex" xmlns:cx7="http://schemas.microsoft.com/office/drawing/2016/5/13/chartex" xmlns:cx8="http://schemas.microsoft.com/office/drawing/2016/5/14/chartex" xmlns:mc="http://schemas.openxmlformats.org/markup-compatibility/2006" xmlns:aink="http://schemas.microsoft.com/office/drawing/2016/ink" xmlns:am3d="http://schemas.microsoft.com/office/drawing/2017/model3d" xmlns:o="urn:schemas-microsoft-com:office:office" xmlns:oel="http://schemas.microsoft.com/office/2019/extlst" xmlns:r="http://schemas.openxmlformats.org/officeDocument/2006/relationships" xmlns:m="http://schemas.openxmlformats.org/officeDocument/2006/math" xmlns:v="urn:schemas-microsoft-com:vml" xmlns:wp14="http://schemas.microsoft.com/office/word/2010/wordprocessingDrawing" xmlns:wp="http://schemas.openxmlformats.org/drawingml/2006/wordprocessingDrawing" xmlns:w10="urn:schemas-microsoft-com:office:word" xmlns:w="http://schemas.openxmlformats.org/wordprocessingml/2006/main" xmlns:w14="http://schemas.microsoft.com/office/word/2010/wordml" xmlns:w15="http://schemas.microsoft.com/office/word/2012/wordml" xmlns:w16cex="http://schemas.microsoft.com/office/word/2018/wordml/cex" xmlns:w16cid="http://schemas.microsoft.com/office/word/2016/wordml/cid" xmlns:w16="http://schemas.microsoft.com/office/word/2018/wordml" xmlns:w16du="http://schemas.microsoft.com/office/word/2023/wordml/word16du" xmlns:w16sdtdh="http://schemas.microsoft.com/office/word/2020/wordml/sdtdatahash" xmlns:w16sdtfl="http://schemas.microsoft.com/office/word/2024/wordml/sdtformatlock" xmlns:w16se="http://schemas.microsoft.com/office/word/2015/wordml/symex" xmlns:wpg="http://schemas.microsoft.com/office/word/2010/wordprocessingGroup" xmlns:wpi="http://schemas.microsoft.com/office/word/2010/wordprocessingInk" xmlns:wne="http://schemas.microsoft.com/office/word/2006/wordml" xmlns:wps="http://schemas.microsoft.com/office/word/2010/wordprocessingShape" mc:Ignorable="w14 w15 w16se w16cid w16 w16cex w16sdtdh w16sdtfl w16du wp14">
+<w:endnotes xmlns:wpc="http://schemas.microsoft.com/office/word/2010/wordprocessingCanvas" xmlns:cx="http://schemas.microsoft.com/office/drawing/2014/chartex" xmlns:cx1="http://schemas.microsoft.com/office/drawing/2015/9/8/chartex" xmlns:cx2="http://schemas.microsoft.com/office/drawing/2015/10/21/chartex" xmlns:cx3="http://schemas.microsoft.com/office/drawing/2016/5/9/chartex" xmlns:cx4="http://schemas.microsoft.com/office/drawing/2016/5/10/chartex" xmlns:cx5="http://schemas.microsoft.com/office/drawing/2016/5/11/chartex" xmlns:cx6="http://schemas.microsoft.com/office/drawing/2016/5/12/chartex" xmlns:cx7="http://schemas.microsoft.com/office/drawing/2016/5/13/chartex" xmlns:cx8="http://schemas.microsoft.com/office/drawing/2016/5/14/chartex" xmlns:mc="http://schemas.openxmlformats.org/markup-compatibility/2006" xmlns:m="http://schemas.openxmlformats.org/officeDocument/2006/math" xmlns:aink="http://schemas.microsoft.com/office/drawing/2016/ink" xmlns:am3d="http://schemas.microsoft.com/office/drawing/2017/model3d" xmlns:oel="http://schemas.microsoft.com/office/2019/extlst" xmlns:r="http://schemas.openxmlformats.org/officeDocument/2006/relationships" xmlns:wp14="http://schemas.microsoft.com/office/word/2010/wordprocessingDrawing" xmlns:wp="http://schemas.openxmlformats.org/drawingml/2006/wordprocessingDrawing" xmlns:wpg="http://schemas.microsoft.com/office/word/2010/wordprocessingGroup" xmlns:wpi="http://schemas.microsoft.com/office/word/2010/wordprocessingInk" xmlns:wps="http://schemas.microsoft.com/office/word/2010/wordprocessingShape" xmlns:o="urn:schemas-microsoft-com:office:office" xmlns:v="urn:schemas-microsoft-com:vml" xmlns:w10="urn:schemas-microsoft-com:office:word" xmlns:w="http://schemas.openxmlformats.org/wordprocessingml/2006/main" xmlns:w14="http://schemas.microsoft.com/office/word/2010/wordml" xmlns:w15="http://schemas.microsoft.com/office/word/2012/wordml" xmlns:w16cei="http://schemas.microsoft.com/office/word/2026/wordml/cei" xmlns:w16cex="http://schemas.microsoft.com/office/word/2018/wordml/cex" xmlns:w16cid="http://schemas.microsoft.com/office/word/2016/wordml/cid" xmlns:w16="http://schemas.microsoft.com/office/word/2018/wordml" xmlns:w16sdtdh="http://schemas.microsoft.com/office/word/2020/wordml/sdtdatahash" xmlns:w16sdtfl="http://schemas.microsoft.com/office/word/2024/wordml/sdtformatlock" xmlns:w16se="http://schemas.microsoft.com/office/word/2015/wordml/symex" xmlns:w16du="http://schemas.microsoft.com/office/word/2023/wordml/word16du" xmlns:wne="http://schemas.microsoft.com/office/word/2006/wordml" mc:Ignorable="w14 w15 w16se w16cid w16 w16cex w16sdtdh w16sdtfl w16du wp14">
   <w:endnote w:type="separator" w:id="-1">
     <w:p>
       <w:r>
@@ -3973,7 +4272,7 @@
 </file>
 
 <file path=word/footnotes.xml><?xml version="1.0" encoding="utf-8"?>
-<w:footnotes xmlns:wpc="http://schemas.microsoft.com/office/word/2010/wordprocessingCanvas" xmlns:cx="http://schemas.microsoft.com/office/drawing/2014/chartex" xmlns:cx1="http://schemas.microsoft.com/office/drawing/2015/9/8/chartex" xmlns:cx2="http://schemas.microsoft.com/office/drawing/2015/10/21/chartex" xmlns:cx3="http://schemas.microsoft.com/office/drawing/2016/5/9/chartex" xmlns:cx4="http://schemas.microsoft.com/office/drawing/2016/5/10/chartex" xmlns:cx5="http://schemas.microsoft.com/office/drawing/2016/5/11/chartex" xmlns:cx6="http://schemas.microsoft.com/office/drawing/2016/5/12/chartex" xmlns:cx7="http://schemas.microsoft.com/office/drawing/2016/5/13/chartex" xmlns:cx8="http://schemas.microsoft.com/office/drawing/2016/5/14/chartex" xmlns:mc="http://schemas.openxmlformats.org/markup-compatibility/2006" xmlns:aink="http://schemas.microsoft.com/office/drawing/2016/ink" xmlns:am3d="http://schemas.microsoft.com/office/drawing/2017/model3d" xmlns:o="urn:schemas-microsoft-com:office:office" xmlns:oel="http://schemas.microsoft.com/office/2019/extlst" xmlns:r="http://schemas.openxmlformats.org/officeDocument/2006/relationships" xmlns:m="http://schemas.openxmlformats.org/officeDocument/2006/math" xmlns:v="urn:schemas-microsoft-com:vml" xmlns:wp14="http://schemas.microsoft.com/office/word/2010/wordprocessingDrawing" xmlns:wp="http://schemas.openxmlformats.org/drawingml/2006/wordprocessingDrawing" xmlns:w10="urn:schemas-microsoft-com:office:word" xmlns:w="http://schemas.openxmlformats.org/wordprocessingml/2006/main" xmlns:w14="http://schemas.microsoft.com/office/word/2010/wordml" xmlns:w15="http://schemas.microsoft.com/office/word/2012/wordml" xmlns:w16cex="http://schemas.microsoft.com/office/word/2018/wordml/cex" xmlns:w16cid="http://schemas.microsoft.com/office/word/2016/wordml/cid" xmlns:w16="http://schemas.microsoft.com/office/word/2018/wordml" xmlns:w16du="http://schemas.microsoft.com/office/word/2023/wordml/word16du" xmlns:w16sdtdh="http://schemas.microsoft.com/office/word/2020/wordml/sdtdatahash" xmlns:w16sdtfl="http://schemas.microsoft.com/office/word/2024/wordml/sdtformatlock" xmlns:w16se="http://schemas.microsoft.com/office/word/2015/wordml/symex" xmlns:wpg="http://schemas.microsoft.com/office/word/2010/wordprocessingGroup" xmlns:wpi="http://schemas.microsoft.com/office/word/2010/wordprocessingInk" xmlns:wne="http://schemas.microsoft.com/office/word/2006/wordml" xmlns:wps="http://schemas.microsoft.com/office/word/2010/wordprocessingShape" mc:Ignorable="w14 w15 w16se w16cid w16 w16cex w16sdtdh w16sdtfl w16du wp14">
+<w:footnotes xmlns:wpc="http://schemas.microsoft.com/office/word/2010/wordprocessingCanvas" xmlns:cx="http://schemas.microsoft.com/office/drawing/2014/chartex" xmlns:cx1="http://schemas.microsoft.com/office/drawing/2015/9/8/chartex" xmlns:cx2="http://schemas.microsoft.com/office/drawing/2015/10/21/chartex" xmlns:cx3="http://schemas.microsoft.com/office/drawing/2016/5/9/chartex" xmlns:cx4="http://schemas.microsoft.com/office/drawing/2016/5/10/chartex" xmlns:cx5="http://schemas.microsoft.com/office/drawing/2016/5/11/chartex" xmlns:cx6="http://schemas.microsoft.com/office/drawing/2016/5/12/chartex" xmlns:cx7="http://schemas.microsoft.com/office/drawing/2016/5/13/chartex" xmlns:cx8="http://schemas.microsoft.com/office/drawing/2016/5/14/chartex" xmlns:mc="http://schemas.openxmlformats.org/markup-compatibility/2006" xmlns:m="http://schemas.openxmlformats.org/officeDocument/2006/math" xmlns:aink="http://schemas.microsoft.com/office/drawing/2016/ink" xmlns:am3d="http://schemas.microsoft.com/office/drawing/2017/model3d" xmlns:oel="http://schemas.microsoft.com/office/2019/extlst" xmlns:r="http://schemas.openxmlformats.org/officeDocument/2006/relationships" xmlns:wp14="http://schemas.microsoft.com/office/word/2010/wordprocessingDrawing" xmlns:wp="http://schemas.openxmlformats.org/drawingml/2006/wordprocessingDrawing" xmlns:wpg="http://schemas.microsoft.com/office/word/2010/wordprocessingGroup" xmlns:wpi="http://schemas.microsoft.com/office/word/2010/wordprocessingInk" xmlns:wps="http://schemas.microsoft.com/office/word/2010/wordprocessingShape" xmlns:o="urn:schemas-microsoft-com:office:office" xmlns:v="urn:schemas-microsoft-com:vml" xmlns:w10="urn:schemas-microsoft-com:office:word" xmlns:w="http://schemas.openxmlformats.org/wordprocessingml/2006/main" xmlns:w14="http://schemas.microsoft.com/office/word/2010/wordml" xmlns:w15="http://schemas.microsoft.com/office/word/2012/wordml" xmlns:w16cei="http://schemas.microsoft.com/office/word/2026/wordml/cei" xmlns:w16cex="http://schemas.microsoft.com/office/word/2018/wordml/cex" xmlns:w16cid="http://schemas.microsoft.com/office/word/2016/wordml/cid" xmlns:w16="http://schemas.microsoft.com/office/word/2018/wordml" xmlns:w16sdtdh="http://schemas.microsoft.com/office/word/2020/wordml/sdtdatahash" xmlns:w16sdtfl="http://schemas.microsoft.com/office/word/2024/wordml/sdtformatlock" xmlns:w16se="http://schemas.microsoft.com/office/word/2015/wordml/symex" xmlns:w16du="http://schemas.microsoft.com/office/word/2023/wordml/word16du" xmlns:wne="http://schemas.microsoft.com/office/word/2006/wordml" mc:Ignorable="w14 w15 w16se w16cid w16 w16cex w16sdtdh w16sdtfl w16du wp14">
   <w:footnote w:type="separator" w:id="-1">
     <w:p>
       <w:r>
@@ -3992,7 +4291,7 @@
 </file>
 
 <file path=word/numbering.xml><?xml version="1.0" encoding="utf-8"?>
-<w:numbering xmlns:wpc="http://schemas.microsoft.com/office/word/2010/wordprocessingCanvas" xmlns:cx="http://schemas.microsoft.com/office/drawing/2014/chartex" xmlns:cx1="http://schemas.microsoft.com/office/drawing/2015/9/8/chartex" xmlns:cx2="http://schemas.microsoft.com/office/drawing/2015/10/21/chartex" xmlns:cx3="http://schemas.microsoft.com/office/drawing/2016/5/9/chartex" xmlns:cx4="http://schemas.microsoft.com/office/drawing/2016/5/10/chartex" xmlns:cx5="http://schemas.microsoft.com/office/drawing/2016/5/11/chartex" xmlns:cx6="http://schemas.microsoft.com/office/drawing/2016/5/12/chartex" xmlns:cx7="http://schemas.microsoft.com/office/drawing/2016/5/13/chartex" xmlns:cx8="http://schemas.microsoft.com/office/drawing/2016/5/14/chartex" xmlns:mc="http://schemas.openxmlformats.org/markup-compatibility/2006" xmlns:aink="http://schemas.microsoft.com/office/drawing/2016/ink" xmlns:am3d="http://schemas.microsoft.com/office/drawing/2017/model3d" xmlns:o="urn:schemas-microsoft-com:office:office" xmlns:oel="http://schemas.microsoft.com/office/2019/extlst" xmlns:r="http://schemas.openxmlformats.org/officeDocument/2006/relationships" xmlns:m="http://schemas.openxmlformats.org/officeDocument/2006/math" xmlns:v="urn:schemas-microsoft-com:vml" xmlns:wp14="http://schemas.microsoft.com/office/word/2010/wordprocessingDrawing" xmlns:wp="http://schemas.openxmlformats.org/drawingml/2006/wordprocessingDrawing" xmlns:w10="urn:schemas-microsoft-com:office:word" xmlns:w="http://schemas.openxmlformats.org/wordprocessingml/2006/main" xmlns:w14="http://schemas.microsoft.com/office/word/2010/wordml" xmlns:w15="http://schemas.microsoft.com/office/word/2012/wordml" xmlns:w16cex="http://schemas.microsoft.com/office/word/2018/wordml/cex" xmlns:w16cid="http://schemas.microsoft.com/office/word/2016/wordml/cid" xmlns:w16="http://schemas.microsoft.com/office/word/2018/wordml" xmlns:w16du="http://schemas.microsoft.com/office/word/2023/wordml/word16du" xmlns:w16sdtdh="http://schemas.microsoft.com/office/word/2020/wordml/sdtdatahash" xmlns:w16sdtfl="http://schemas.microsoft.com/office/word/2024/wordml/sdtformatlock" xmlns:w16se="http://schemas.microsoft.com/office/word/2015/wordml/symex" xmlns:wpg="http://schemas.microsoft.com/office/word/2010/wordprocessingGroup" xmlns:wpi="http://schemas.microsoft.com/office/word/2010/wordprocessingInk" xmlns:wne="http://schemas.microsoft.com/office/word/2006/wordml" xmlns:wps="http://schemas.microsoft.com/office/word/2010/wordprocessingShape" mc:Ignorable="w14 w15 w16se w16cid w16 w16cex w16sdtdh w16sdtfl w16du wp14">
+<w:numbering xmlns:wpc="http://schemas.microsoft.com/office/word/2010/wordprocessingCanvas" xmlns:cx="http://schemas.microsoft.com/office/drawing/2014/chartex" xmlns:cx1="http://schemas.microsoft.com/office/drawing/2015/9/8/chartex" xmlns:cx2="http://schemas.microsoft.com/office/drawing/2015/10/21/chartex" xmlns:cx3="http://schemas.microsoft.com/office/drawing/2016/5/9/chartex" xmlns:cx4="http://schemas.microsoft.com/office/drawing/2016/5/10/chartex" xmlns:cx5="http://schemas.microsoft.com/office/drawing/2016/5/11/chartex" xmlns:cx6="http://schemas.microsoft.com/office/drawing/2016/5/12/chartex" xmlns:cx7="http://schemas.microsoft.com/office/drawing/2016/5/13/chartex" xmlns:cx8="http://schemas.microsoft.com/office/drawing/2016/5/14/chartex" xmlns:mc="http://schemas.openxmlformats.org/markup-compatibility/2006" xmlns:m="http://schemas.openxmlformats.org/officeDocument/2006/math" xmlns:aink="http://schemas.microsoft.com/office/drawing/2016/ink" xmlns:am3d="http://schemas.microsoft.com/office/drawing/2017/model3d" xmlns:oel="http://schemas.microsoft.com/office/2019/extlst" xmlns:r="http://schemas.openxmlformats.org/officeDocument/2006/relationships" xmlns:wp14="http://schemas.microsoft.com/office/word/2010/wordprocessingDrawing" xmlns:wp="http://schemas.openxmlformats.org/drawingml/2006/wordprocessingDrawing" xmlns:wpg="http://schemas.microsoft.com/office/word/2010/wordprocessingGroup" xmlns:wpi="http://schemas.microsoft.com/office/word/2010/wordprocessingInk" xmlns:wps="http://schemas.microsoft.com/office/word/2010/wordprocessingShape" xmlns:o="urn:schemas-microsoft-com:office:office" xmlns:v="urn:schemas-microsoft-com:vml" xmlns:w10="urn:schemas-microsoft-com:office:word" xmlns:w="http://schemas.openxmlformats.org/wordprocessingml/2006/main" xmlns:w14="http://schemas.microsoft.com/office/word/2010/wordml" xmlns:w15="http://schemas.microsoft.com/office/word/2012/wordml" xmlns:w16cei="http://schemas.microsoft.com/office/word/2026/wordml/cei" xmlns:w16cex="http://schemas.microsoft.com/office/word/2018/wordml/cex" xmlns:w16cid="http://schemas.microsoft.com/office/word/2016/wordml/cid" xmlns:w16="http://schemas.microsoft.com/office/word/2018/wordml" xmlns:w16sdtdh="http://schemas.microsoft.com/office/word/2020/wordml/sdtdatahash" xmlns:w16sdtfl="http://schemas.microsoft.com/office/word/2024/wordml/sdtformatlock" xmlns:w16se="http://schemas.microsoft.com/office/word/2015/wordml/symex" xmlns:w16du="http://schemas.microsoft.com/office/word/2023/wordml/word16du" xmlns:wne="http://schemas.microsoft.com/office/word/2006/wordml" mc:Ignorable="w14 w15 w16se w16cid w16 w16cex w16sdtdh w16sdtfl w16du wp14">
   <w:abstractNum w:abstractNumId="0" w15:restartNumberingAfterBreak="0">
     <w:nsid w:val="06214430"/>
     <w:multiLevelType w:val="hybridMultilevel"/>
@@ -6425,7 +6724,7 @@
 </file>
 
 <file path=word/styles.xml><?xml version="1.0" encoding="utf-8"?>
-<w:styles xmlns:mc="http://schemas.openxmlformats.org/markup-compatibility/2006" xmlns:r="http://schemas.openxmlformats.org/officeDocument/2006/relationships" xmlns:w="http://schemas.openxmlformats.org/wordprocessingml/2006/main" xmlns:w14="http://schemas.microsoft.com/office/word/2010/wordml" xmlns:w15="http://schemas.microsoft.com/office/word/2012/wordml" xmlns:w16cex="http://schemas.microsoft.com/office/word/2018/wordml/cex" xmlns:w16cid="http://schemas.microsoft.com/office/word/2016/wordml/cid" xmlns:w16="http://schemas.microsoft.com/office/word/2018/wordml" xmlns:w16du="http://schemas.microsoft.com/office/word/2023/wordml/word16du" xmlns:w16sdtdh="http://schemas.microsoft.com/office/word/2020/wordml/sdtdatahash" xmlns:w16sdtfl="http://schemas.microsoft.com/office/word/2024/wordml/sdtformatlock" xmlns:w16se="http://schemas.microsoft.com/office/word/2015/wordml/symex" mc:Ignorable="w14 w15 w16se w16cid w16 w16cex w16sdtdh w16sdtfl w16du">
+<w:styles xmlns:mc="http://schemas.openxmlformats.org/markup-compatibility/2006" xmlns:r="http://schemas.openxmlformats.org/officeDocument/2006/relationships" xmlns:w="http://schemas.openxmlformats.org/wordprocessingml/2006/main" xmlns:w14="http://schemas.microsoft.com/office/word/2010/wordml" xmlns:w15="http://schemas.microsoft.com/office/word/2012/wordml" xmlns:w16cex="http://schemas.microsoft.com/office/word/2018/wordml/cex" xmlns:w16cid="http://schemas.microsoft.com/office/word/2016/wordml/cid" xmlns:w16="http://schemas.microsoft.com/office/word/2018/wordml" xmlns:w16sdtdh="http://schemas.microsoft.com/office/word/2020/wordml/sdtdatahash" xmlns:w16sdtfl="http://schemas.microsoft.com/office/word/2024/wordml/sdtformatlock" xmlns:w16se="http://schemas.microsoft.com/office/word/2015/wordml/symex" xmlns:w16du="http://schemas.microsoft.com/office/word/2023/wordml/word16du" mc:Ignorable="w14 w15 w16se w16cid w16 w16cex w16sdtdh w16sdtfl w16du">
   <w:docDefaults>
     <w:rPrDefault>
       <w:rPr>

--- a/様式1-5_研究業績一覧.docx
+++ b/様式1-5_研究業績一覧.docx
@@ -1,6 +1,6 @@
 
 <file path=word/document.xml><?xml version="1.0" encoding="utf-8"?>
-<w:document xmlns:wpc="http://schemas.microsoft.com/office/word/2010/wordprocessingCanvas" xmlns:cx="http://schemas.microsoft.com/office/drawing/2014/chartex" xmlns:cx1="http://schemas.microsoft.com/office/drawing/2015/9/8/chartex" xmlns:cx2="http://schemas.microsoft.com/office/drawing/2015/10/21/chartex" xmlns:cx3="http://schemas.microsoft.com/office/drawing/2016/5/9/chartex" xmlns:cx4="http://schemas.microsoft.com/office/drawing/2016/5/10/chartex" xmlns:cx5="http://schemas.microsoft.com/office/drawing/2016/5/11/chartex" xmlns:cx6="http://schemas.microsoft.com/office/drawing/2016/5/12/chartex" xmlns:cx7="http://schemas.microsoft.com/office/drawing/2016/5/13/chartex" xmlns:cx8="http://schemas.microsoft.com/office/drawing/2016/5/14/chartex" xmlns:mc="http://schemas.openxmlformats.org/markup-compatibility/2006" xmlns:m="http://schemas.openxmlformats.org/officeDocument/2006/math" xmlns:aink="http://schemas.microsoft.com/office/drawing/2016/ink" xmlns:am3d="http://schemas.microsoft.com/office/drawing/2017/model3d" xmlns:oel="http://schemas.microsoft.com/office/2019/extlst" xmlns:r="http://schemas.openxmlformats.org/officeDocument/2006/relationships" xmlns:wp14="http://schemas.microsoft.com/office/word/2010/wordprocessingDrawing" xmlns:wp="http://schemas.openxmlformats.org/drawingml/2006/wordprocessingDrawing" xmlns:wpg="http://schemas.microsoft.com/office/word/2010/wordprocessingGroup" xmlns:wpi="http://schemas.microsoft.com/office/word/2010/wordprocessingInk" xmlns:wps="http://schemas.microsoft.com/office/word/2010/wordprocessingShape" xmlns:o="urn:schemas-microsoft-com:office:office" xmlns:v="urn:schemas-microsoft-com:vml" xmlns:w10="urn:schemas-microsoft-com:office:word" xmlns:w="http://schemas.openxmlformats.org/wordprocessingml/2006/main" xmlns:w14="http://schemas.microsoft.com/office/word/2010/wordml" xmlns:w15="http://schemas.microsoft.com/office/word/2012/wordml" xmlns:w16cei="http://schemas.microsoft.com/office/word/2026/wordml/cei" xmlns:w16cex="http://schemas.microsoft.com/office/word/2018/wordml/cex" xmlns:w16cid="http://schemas.microsoft.com/office/word/2016/wordml/cid" xmlns:w16="http://schemas.microsoft.com/office/word/2018/wordml" xmlns:w16sdtdh="http://schemas.microsoft.com/office/word/2020/wordml/sdtdatahash" xmlns:w16sdtfl="http://schemas.microsoft.com/office/word/2024/wordml/sdtformatlock" xmlns:w16se="http://schemas.microsoft.com/office/word/2015/wordml/symex" xmlns:w16du="http://schemas.microsoft.com/office/word/2023/wordml/word16du" xmlns:wne="http://schemas.microsoft.com/office/word/2006/wordml" mc:Ignorable="w14 w15 w16se w16cid w16 w16cex w16sdtdh w16sdtfl w16du wp14">
+<w:document xmlns:wpc="http://schemas.microsoft.com/office/word/2010/wordprocessingCanvas" xmlns:cx="http://schemas.microsoft.com/office/drawing/2014/chartex" xmlns:cx1="http://schemas.microsoft.com/office/drawing/2015/9/8/chartex" xmlns:cx2="http://schemas.microsoft.com/office/drawing/2015/10/21/chartex" xmlns:cx3="http://schemas.microsoft.com/office/drawing/2016/5/9/chartex" xmlns:cx4="http://schemas.microsoft.com/office/drawing/2016/5/10/chartex" xmlns:cx5="http://schemas.microsoft.com/office/drawing/2016/5/11/chartex" xmlns:cx6="http://schemas.microsoft.com/office/drawing/2016/5/12/chartex" xmlns:cx7="http://schemas.microsoft.com/office/drawing/2016/5/13/chartex" xmlns:cx8="http://schemas.microsoft.com/office/drawing/2016/5/14/chartex" xmlns:mc="http://schemas.openxmlformats.org/markup-compatibility/2006" xmlns:m="http://schemas.openxmlformats.org/officeDocument/2006/math" xmlns:aink="http://schemas.microsoft.com/office/drawing/2016/ink" xmlns:am3d="http://schemas.microsoft.com/office/drawing/2017/model3d" xmlns:oel="http://schemas.microsoft.com/office/2019/extlst" xmlns:r="http://schemas.openxmlformats.org/officeDocument/2006/relationships" xmlns:wp14="http://schemas.microsoft.com/office/word/2010/wordprocessingDrawing" xmlns:wp="http://schemas.openxmlformats.org/drawingml/2006/wordprocessingDrawing" xmlns:wpg="http://schemas.microsoft.com/office/word/2010/wordprocessingGroup" xmlns:wpi="http://schemas.microsoft.com/office/word/2010/wordprocessingInk" xmlns:wps="http://schemas.microsoft.com/office/word/2010/wordprocessingShape" xmlns:o="urn:schemas-microsoft-com:office:office" xmlns:v="urn:schemas-microsoft-com:vml" xmlns:w10="urn:schemas-microsoft-com:office:word" xmlns:w="http://schemas.openxmlformats.org/wordprocessingml/2006/main" xmlns:w14="http://schemas.microsoft.com/office/word/2010/wordml" xmlns:w15="http://schemas.microsoft.com/office/word/2012/wordml" xmlns:w16cex="http://schemas.microsoft.com/office/word/2018/wordml/cex" xmlns:w16cid="http://schemas.microsoft.com/office/word/2016/wordml/cid" xmlns:w16="http://schemas.microsoft.com/office/word/2018/wordml" xmlns:w16sdtdh="http://schemas.microsoft.com/office/word/2020/wordml/sdtdatahash" xmlns:w16sdtfl="http://schemas.microsoft.com/office/word/2024/wordml/sdtformatlock" xmlns:w16se="http://schemas.microsoft.com/office/word/2015/wordml/symex" xmlns:w16du="http://schemas.microsoft.com/office/word/2023/wordml/word16du" xmlns:wne="http://schemas.microsoft.com/office/word/2006/wordml" mc:Ignorable="w14 w15 w16se w16cid w16 w16cex w16sdtdh w16sdtfl w16du wp14">
   <w:body>
     <w:p>
       <w:pPr>
@@ -539,14 +539,31 @@
           <w:rFonts w:hint="eastAsia"/>
           <w:color w:val="000000" w:themeColor="text1"/>
         </w:rPr>
-        <w:t xml:space="preserve"> 信号処理学会論文誌</w:t>
-      </w:r>
-      <w:r>
-        <w:rPr>
-          <w:rFonts w:hint="eastAsia"/>
-          <w:color w:val="000000" w:themeColor="text1"/>
-        </w:rPr>
-        <w:t>．</w:t>
+        <w:t xml:space="preserve"> </w:t>
+      </w:r>
+      <w:r>
+        <w:rPr>
+          <w:color w:val="000000" w:themeColor="text1"/>
+        </w:rPr>
+        <w:t>Journal of Signal Processing</w:t>
+      </w:r>
+      <w:r>
+        <w:rPr>
+          <w:color w:val="000000" w:themeColor="text1"/>
+        </w:rPr>
+        <w:t xml:space="preserve">, </w:t>
+      </w:r>
+      <w:r>
+        <w:rPr>
+          <w:color w:val="000000" w:themeColor="text1"/>
+        </w:rPr>
+        <w:t>v</w:t>
+      </w:r>
+      <w:r>
+        <w:rPr>
+          <w:color w:val="000000" w:themeColor="text1"/>
+        </w:rPr>
+        <w:t xml:space="preserve">ol.30, no.5, pp.173-190, </w:t>
       </w:r>
       <w:r>
         <w:rPr>
@@ -554,7 +571,6 @@
         </w:rPr>
         <w:t xml:space="preserve">Sep. </w:t>
       </w:r>
-      <w:proofErr w:type="gramStart"/>
       <w:r>
         <w:rPr>
           <w:color w:val="000000" w:themeColor="text1"/>
@@ -565,34 +581,7 @@
         <w:rPr>
           <w:color w:val="000000" w:themeColor="text1"/>
         </w:rPr>
-        <w:t>.(</w:t>
-      </w:r>
-      <w:proofErr w:type="gramEnd"/>
-      <w:r>
-        <w:rPr>
-          <w:color w:val="000000" w:themeColor="text1"/>
-        </w:rPr>
-        <w:t>9</w:t>
-      </w:r>
-      <w:r>
-        <w:rPr>
-          <w:rFonts w:hint="eastAsia"/>
-          <w:color w:val="000000" w:themeColor="text1"/>
-        </w:rPr>
-        <w:t>月号</w:t>
-      </w:r>
-      <w:r>
-        <w:rPr>
-          <w:rFonts w:hint="eastAsia"/>
-          <w:color w:val="000000" w:themeColor="text1"/>
-        </w:rPr>
-        <w:t>掲載</w:t>
-      </w:r>
-      <w:r>
-        <w:rPr>
-          <w:color w:val="000000" w:themeColor="text1"/>
-        </w:rPr>
-        <w:t>)</w:t>
+        <w:t>.</w:t>
       </w:r>
     </w:p>
     <w:p>
@@ -1393,7 +1382,14 @@
         <w:rPr>
           <w:color w:val="000000" w:themeColor="text1"/>
         </w:rPr>
-        <w:t>Transformerを用いた大喜利の生成に関する研究</w:t>
+        <w:t>Transformerを用いた大喜利の生成に関する研</w:t>
+      </w:r>
+      <w:r>
+        <w:rPr>
+          <w:color w:val="000000" w:themeColor="text1"/>
+        </w:rPr>
+        <w:lastRenderedPageBreak/>
+        <w:t>究</w:t>
       </w:r>
       <w:r>
         <w:rPr>
@@ -1419,14 +1415,7 @@
         <w:rPr>
           <w:color w:val="000000" w:themeColor="text1"/>
         </w:rPr>
-        <w:t>2024年総合大会情報・システムソサイエティ特別企画ジュニア＆学生ポ</w:t>
-      </w:r>
-      <w:r>
-        <w:rPr>
-          <w:color w:val="000000" w:themeColor="text1"/>
-        </w:rPr>
-        <w:lastRenderedPageBreak/>
-        <w:t>スターセッション予稿集，ISS-SP-033，Mar. 2024</w:t>
+        <w:t>2024年総合大会情報・システムソサイエティ特別企画ジュニア＆学生ポスターセッション予稿集，ISS-SP-033，Mar. 2024</w:t>
       </w:r>
       <w:r>
         <w:rPr>
@@ -1843,7 +1832,15 @@
           <w:bCs/>
           <w:color w:val="000000" w:themeColor="text1"/>
         </w:rPr>
-        <w:t>20</w:t>
+        <w:t>2</w:t>
+      </w:r>
+      <w:r>
+        <w:rPr>
+          <w:b/>
+          <w:bCs/>
+          <w:color w:val="000000" w:themeColor="text1"/>
+        </w:rPr>
+        <w:t>1</w:t>
       </w:r>
       <w:r>
         <w:rPr>
@@ -1993,6 +1990,219 @@
         </w:pBdr>
         <w:rPr>
           <w:color w:val="000000" w:themeColor="text1"/>
+        </w:rPr>
+      </w:pPr>
+      <w:r>
+        <w:rPr>
+          <w:rFonts w:hint="eastAsia"/>
+          <w:color w:val="000000" w:themeColor="text1"/>
+        </w:rPr>
+        <w:t>【国際会議および国際シンポジウム（査読付き）】</w:t>
+      </w:r>
+      <w:r>
+        <w:rPr>
+          <w:rFonts w:hint="eastAsia"/>
+          <w:color w:val="000000" w:themeColor="text1"/>
+        </w:rPr>
+        <w:t xml:space="preserve"> </w:t>
+      </w:r>
+      <w:r>
+        <w:rPr>
+          <w:color w:val="000000" w:themeColor="text1"/>
+        </w:rPr>
+        <w:t>1</w:t>
+      </w:r>
+      <w:r>
+        <w:rPr>
+          <w:rFonts w:hint="eastAsia"/>
+          <w:color w:val="000000" w:themeColor="text1"/>
+        </w:rPr>
+        <w:t>件</w:t>
+      </w:r>
+    </w:p>
+    <w:p>
+      <w:pPr>
+        <w:numPr>
+          <w:ilvl w:val="0"/>
+          <w:numId w:val="24"/>
+        </w:numPr>
+        <w:pBdr>
+          <w:top w:val="single" w:sz="4" w:space="1" w:color="auto"/>
+          <w:left w:val="single" w:sz="4" w:space="4" w:color="auto"/>
+          <w:bottom w:val="single" w:sz="4" w:space="1" w:color="auto"/>
+          <w:right w:val="single" w:sz="4" w:space="4" w:color="auto"/>
+        </w:pBdr>
+        <w:rPr>
+          <w:color w:val="000000" w:themeColor="text1"/>
+        </w:rPr>
+      </w:pPr>
+      <w:r>
+        <w:rPr>
+          <w:color w:val="000000" w:themeColor="text1"/>
+        </w:rPr>
+        <w:t>Kai Ishida</w:t>
+      </w:r>
+      <w:r>
+        <w:rPr>
+          <w:color w:val="000000" w:themeColor="text1"/>
+        </w:rPr>
+        <w:t>, Yuma Ikeda</w:t>
+      </w:r>
+      <w:r>
+        <w:rPr>
+          <w:color w:val="000000" w:themeColor="text1"/>
+        </w:rPr>
+        <w:t xml:space="preserve">, </w:t>
+      </w:r>
+      <w:r>
+        <w:rPr>
+          <w:color w:val="000000" w:themeColor="text1"/>
+          <w:u w:val="single"/>
+        </w:rPr>
+        <w:t>Ryo Yamatomi</w:t>
+      </w:r>
+      <w:r>
+        <w:rPr>
+          <w:color w:val="000000" w:themeColor="text1"/>
+        </w:rPr>
+        <w:t xml:space="preserve">, </w:t>
+      </w:r>
+      <w:r>
+        <w:rPr>
+          <w:color w:val="000000" w:themeColor="text1"/>
+        </w:rPr>
+        <w:t>“</w:t>
+      </w:r>
+      <w:r>
+        <w:rPr>
+          <w:color w:val="000000" w:themeColor="text1"/>
+        </w:rPr>
+        <w:t>Deep Learning-Based Vascular Region Estimation from Ultrasound Images</w:t>
+      </w:r>
+      <w:r>
+        <w:rPr>
+          <w:color w:val="000000" w:themeColor="text1"/>
+        </w:rPr>
+        <w:t>,</w:t>
+      </w:r>
+      <w:r>
+        <w:rPr>
+          <w:color w:val="000000" w:themeColor="text1"/>
+        </w:rPr>
+        <w:t>”</w:t>
+      </w:r>
+      <w:r>
+        <w:rPr>
+          <w:color w:val="000000" w:themeColor="text1"/>
+        </w:rPr>
+        <w:t xml:space="preserve"> Proc. of </w:t>
+      </w:r>
+      <w:r>
+        <w:rPr>
+          <w:color w:val="000000" w:themeColor="text1"/>
+        </w:rPr>
+        <w:t>IEEE International Symposium on Medical Information and Communication Technology</w:t>
+      </w:r>
+      <w:r>
+        <w:rPr>
+          <w:color w:val="000000" w:themeColor="text1"/>
+        </w:rPr>
+        <w:t xml:space="preserve">, </w:t>
+      </w:r>
+      <w:proofErr w:type="gramStart"/>
+      <w:r>
+        <w:rPr>
+          <w:color w:val="000000" w:themeColor="text1"/>
+        </w:rPr>
+        <w:t>pp.</w:t>
+      </w:r>
+      <w:r>
+        <w:rPr>
+          <w:color w:val="000000" w:themeColor="text1"/>
+        </w:rPr>
+        <w:t>?</w:t>
+      </w:r>
+      <w:r>
+        <w:rPr>
+          <w:color w:val="000000" w:themeColor="text1"/>
+        </w:rPr>
+        <w:t>,</w:t>
+      </w:r>
+      <w:proofErr w:type="gramEnd"/>
+      <w:r>
+        <w:rPr>
+          <w:color w:val="000000" w:themeColor="text1"/>
+        </w:rPr>
+        <w:t xml:space="preserve"> </w:t>
+      </w:r>
+      <w:r>
+        <w:rPr>
+          <w:color w:val="000000" w:themeColor="text1"/>
+        </w:rPr>
+        <w:t>Sep</w:t>
+      </w:r>
+      <w:r>
+        <w:rPr>
+          <w:color w:val="000000" w:themeColor="text1"/>
+        </w:rPr>
+        <w:t xml:space="preserve">. </w:t>
+      </w:r>
+      <w:proofErr w:type="gramStart"/>
+      <w:r>
+        <w:rPr>
+          <w:color w:val="000000" w:themeColor="text1"/>
+        </w:rPr>
+        <w:t>202</w:t>
+      </w:r>
+      <w:r>
+        <w:rPr>
+          <w:color w:val="000000" w:themeColor="text1"/>
+        </w:rPr>
+        <w:t>6</w:t>
+      </w:r>
+      <w:r>
+        <w:rPr>
+          <w:color w:val="000000" w:themeColor="text1"/>
+        </w:rPr>
+        <w:t>.</w:t>
+      </w:r>
+      <w:r>
+        <w:rPr>
+          <w:rFonts w:hint="eastAsia"/>
+        </w:rPr>
+        <w:t>（</w:t>
+      </w:r>
+      <w:proofErr w:type="gramEnd"/>
+      <w:r>
+        <w:rPr>
+          <w:rFonts w:hint="eastAsia"/>
+        </w:rPr>
+        <w:t>発表予定）</w:t>
+      </w:r>
+    </w:p>
+    <w:p>
+      <w:pPr>
+        <w:pBdr>
+          <w:top w:val="single" w:sz="4" w:space="1" w:color="auto"/>
+          <w:left w:val="single" w:sz="4" w:space="4" w:color="auto"/>
+          <w:bottom w:val="single" w:sz="4" w:space="1" w:color="auto"/>
+          <w:right w:val="single" w:sz="4" w:space="4" w:color="auto"/>
+        </w:pBdr>
+        <w:rPr>
+          <w:color w:val="000000" w:themeColor="text1"/>
+        </w:rPr>
+      </w:pPr>
+    </w:p>
+    <w:p>
+      <w:pPr>
+        <w:pBdr>
+          <w:top w:val="single" w:sz="4" w:space="1" w:color="auto"/>
+          <w:left w:val="single" w:sz="4" w:space="4" w:color="auto"/>
+          <w:bottom w:val="single" w:sz="4" w:space="1" w:color="auto"/>
+          <w:right w:val="single" w:sz="4" w:space="4" w:color="auto"/>
+        </w:pBdr>
+        <w:rPr>
+          <w:color w:val="000000" w:themeColor="text1"/>
           <w:u w:val="single"/>
         </w:rPr>
       </w:pPr>
@@ -2674,7 +2884,14 @@
         <w:rPr>
           <w:color w:val="000000" w:themeColor="text1"/>
         </w:rPr>
-        <w:t>による非可逆圧縮のための</w:t>
+        <w:t>による非可逆圧縮のため</w:t>
+      </w:r>
+      <w:r>
+        <w:rPr>
+          <w:color w:val="000000" w:themeColor="text1"/>
+        </w:rPr>
+        <w:lastRenderedPageBreak/>
+        <w:t>の</w:t>
       </w:r>
       <w:r>
         <w:rPr>
@@ -2888,15 +3105,7 @@
           <w:rFonts w:hint="eastAsia"/>
           <w:color w:val="000000" w:themeColor="text1"/>
         </w:rPr>
-        <w:t>Schedule-Free ADINA：学習率調整</w:t>
-      </w:r>
-      <w:r>
-        <w:rPr>
-          <w:rFonts w:hint="eastAsia"/>
-          <w:color w:val="000000" w:themeColor="text1"/>
-        </w:rPr>
-        <w:lastRenderedPageBreak/>
-        <w:t>不要な時空間2次ダイナミクス慣性付適応的勾配アルゴリズム，</w:t>
+        <w:t>Schedule-Free ADINA：学習率調整不要な時空間2次ダイナミクス慣性付適応的勾配アルゴリズム，</w:t>
       </w:r>
       <w:r>
         <w:rPr>
@@ -4253,7 +4462,7 @@
 </file>
 
 <file path=word/endnotes.xml><?xml version="1.0" encoding="utf-8"?>
-<w:endnotes xmlns:wpc="http://schemas.microsoft.com/office/word/2010/wordprocessingCanvas" xmlns:cx="http://schemas.microsoft.com/office/drawing/2014/chartex" xmlns:cx1="http://schemas.microsoft.com/office/drawing/2015/9/8/chartex" xmlns:cx2="http://schemas.microsoft.com/office/drawing/2015/10/21/chartex" xmlns:cx3="http://schemas.microsoft.com/office/drawing/2016/5/9/chartex" xmlns:cx4="http://schemas.microsoft.com/office/drawing/2016/5/10/chartex" xmlns:cx5="http://schemas.microsoft.com/office/drawing/2016/5/11/chartex" xmlns:cx6="http://schemas.microsoft.com/office/drawing/2016/5/12/chartex" xmlns:cx7="http://schemas.microsoft.com/office/drawing/2016/5/13/chartex" xmlns:cx8="http://schemas.microsoft.com/office/drawing/2016/5/14/chartex" xmlns:mc="http://schemas.openxmlformats.org/markup-compatibility/2006" xmlns:m="http://schemas.openxmlformats.org/officeDocument/2006/math" xmlns:aink="http://schemas.microsoft.com/office/drawing/2016/ink" xmlns:am3d="http://schemas.microsoft.com/office/drawing/2017/model3d" xmlns:oel="http://schemas.microsoft.com/office/2019/extlst" xmlns:r="http://schemas.openxmlformats.org/officeDocument/2006/relationships" xmlns:wp14="http://schemas.microsoft.com/office/word/2010/wordprocessingDrawing" xmlns:wp="http://schemas.openxmlformats.org/drawingml/2006/wordprocessingDrawing" xmlns:wpg="http://schemas.microsoft.com/office/word/2010/wordprocessingGroup" xmlns:wpi="http://schemas.microsoft.com/office/word/2010/wordprocessingInk" xmlns:wps="http://schemas.microsoft.com/office/word/2010/wordprocessingShape" xmlns:o="urn:schemas-microsoft-com:office:office" xmlns:v="urn:schemas-microsoft-com:vml" xmlns:w10="urn:schemas-microsoft-com:office:word" xmlns:w="http://schemas.openxmlformats.org/wordprocessingml/2006/main" xmlns:w14="http://schemas.microsoft.com/office/word/2010/wordml" xmlns:w15="http://schemas.microsoft.com/office/word/2012/wordml" xmlns:w16cei="http://schemas.microsoft.com/office/word/2026/wordml/cei" xmlns:w16cex="http://schemas.microsoft.com/office/word/2018/wordml/cex" xmlns:w16cid="http://schemas.microsoft.com/office/word/2016/wordml/cid" xmlns:w16="http://schemas.microsoft.com/office/word/2018/wordml" xmlns:w16sdtdh="http://schemas.microsoft.com/office/word/2020/wordml/sdtdatahash" xmlns:w16sdtfl="http://schemas.microsoft.com/office/word/2024/wordml/sdtformatlock" xmlns:w16se="http://schemas.microsoft.com/office/word/2015/wordml/symex" xmlns:w16du="http://schemas.microsoft.com/office/word/2023/wordml/word16du" xmlns:wne="http://schemas.microsoft.com/office/word/2006/wordml" mc:Ignorable="w14 w15 w16se w16cid w16 w16cex w16sdtdh w16sdtfl w16du wp14">
+<w:endnotes xmlns:wpc="http://schemas.microsoft.com/office/word/2010/wordprocessingCanvas" xmlns:cx="http://schemas.microsoft.com/office/drawing/2014/chartex" xmlns:cx1="http://schemas.microsoft.com/office/drawing/2015/9/8/chartex" xmlns:cx2="http://schemas.microsoft.com/office/drawing/2015/10/21/chartex" xmlns:cx3="http://schemas.microsoft.com/office/drawing/2016/5/9/chartex" xmlns:cx4="http://schemas.microsoft.com/office/drawing/2016/5/10/chartex" xmlns:cx5="http://schemas.microsoft.com/office/drawing/2016/5/11/chartex" xmlns:cx6="http://schemas.microsoft.com/office/drawing/2016/5/12/chartex" xmlns:cx7="http://schemas.microsoft.com/office/drawing/2016/5/13/chartex" xmlns:cx8="http://schemas.microsoft.com/office/drawing/2016/5/14/chartex" xmlns:mc="http://schemas.openxmlformats.org/markup-compatibility/2006" xmlns:m="http://schemas.openxmlformats.org/officeDocument/2006/math" xmlns:aink="http://schemas.microsoft.com/office/drawing/2016/ink" xmlns:am3d="http://schemas.microsoft.com/office/drawing/2017/model3d" xmlns:oel="http://schemas.microsoft.com/office/2019/extlst" xmlns:r="http://schemas.openxmlformats.org/officeDocument/2006/relationships" xmlns:wp14="http://schemas.microsoft.com/office/word/2010/wordprocessingDrawing" xmlns:wp="http://schemas.openxmlformats.org/drawingml/2006/wordprocessingDrawing" xmlns:wpg="http://schemas.microsoft.com/office/word/2010/wordprocessingGroup" xmlns:wpi="http://schemas.microsoft.com/office/word/2010/wordprocessingInk" xmlns:wps="http://schemas.microsoft.com/office/word/2010/wordprocessingShape" xmlns:o="urn:schemas-microsoft-com:office:office" xmlns:v="urn:schemas-microsoft-com:vml" xmlns:w10="urn:schemas-microsoft-com:office:word" xmlns:w="http://schemas.openxmlformats.org/wordprocessingml/2006/main" xmlns:w14="http://schemas.microsoft.com/office/word/2010/wordml" xmlns:w15="http://schemas.microsoft.com/office/word/2012/wordml" xmlns:w16cex="http://schemas.microsoft.com/office/word/2018/wordml/cex" xmlns:w16cid="http://schemas.microsoft.com/office/word/2016/wordml/cid" xmlns:w16="http://schemas.microsoft.com/office/word/2018/wordml" xmlns:w16sdtdh="http://schemas.microsoft.com/office/word/2020/wordml/sdtdatahash" xmlns:w16sdtfl="http://schemas.microsoft.com/office/word/2024/wordml/sdtformatlock" xmlns:w16se="http://schemas.microsoft.com/office/word/2015/wordml/symex" xmlns:w16du="http://schemas.microsoft.com/office/word/2023/wordml/word16du" xmlns:wne="http://schemas.microsoft.com/office/word/2006/wordml" mc:Ignorable="w14 w15 w16se w16cid w16 w16cex w16sdtdh w16sdtfl w16du wp14">
   <w:endnote w:type="separator" w:id="-1">
     <w:p>
       <w:r>
@@ -4272,7 +4481,7 @@
 </file>
 
 <file path=word/footnotes.xml><?xml version="1.0" encoding="utf-8"?>
-<w:footnotes xmlns:wpc="http://schemas.microsoft.com/office/word/2010/wordprocessingCanvas" xmlns:cx="http://schemas.microsoft.com/office/drawing/2014/chartex" xmlns:cx1="http://schemas.microsoft.com/office/drawing/2015/9/8/chartex" xmlns:cx2="http://schemas.microsoft.com/office/drawing/2015/10/21/chartex" xmlns:cx3="http://schemas.microsoft.com/office/drawing/2016/5/9/chartex" xmlns:cx4="http://schemas.microsoft.com/office/drawing/2016/5/10/chartex" xmlns:cx5="http://schemas.microsoft.com/office/drawing/2016/5/11/chartex" xmlns:cx6="http://schemas.microsoft.com/office/drawing/2016/5/12/chartex" xmlns:cx7="http://schemas.microsoft.com/office/drawing/2016/5/13/chartex" xmlns:cx8="http://schemas.microsoft.com/office/drawing/2016/5/14/chartex" xmlns:mc="http://schemas.openxmlformats.org/markup-compatibility/2006" xmlns:m="http://schemas.openxmlformats.org/officeDocument/2006/math" xmlns:aink="http://schemas.microsoft.com/office/drawing/2016/ink" xmlns:am3d="http://schemas.microsoft.com/office/drawing/2017/model3d" xmlns:oel="http://schemas.microsoft.com/office/2019/extlst" xmlns:r="http://schemas.openxmlformats.org/officeDocument/2006/relationships" xmlns:wp14="http://schemas.microsoft.com/office/word/2010/wordprocessingDrawing" xmlns:wp="http://schemas.openxmlformats.org/drawingml/2006/wordprocessingDrawing" xmlns:wpg="http://schemas.microsoft.com/office/word/2010/wordprocessingGroup" xmlns:wpi="http://schemas.microsoft.com/office/word/2010/wordprocessingInk" xmlns:wps="http://schemas.microsoft.com/office/word/2010/wordprocessingShape" xmlns:o="urn:schemas-microsoft-com:office:office" xmlns:v="urn:schemas-microsoft-com:vml" xmlns:w10="urn:schemas-microsoft-com:office:word" xmlns:w="http://schemas.openxmlformats.org/wordprocessingml/2006/main" xmlns:w14="http://schemas.microsoft.com/office/word/2010/wordml" xmlns:w15="http://schemas.microsoft.com/office/word/2012/wordml" xmlns:w16cei="http://schemas.microsoft.com/office/word/2026/wordml/cei" xmlns:w16cex="http://schemas.microsoft.com/office/word/2018/wordml/cex" xmlns:w16cid="http://schemas.microsoft.com/office/word/2016/wordml/cid" xmlns:w16="http://schemas.microsoft.com/office/word/2018/wordml" xmlns:w16sdtdh="http://schemas.microsoft.com/office/word/2020/wordml/sdtdatahash" xmlns:w16sdtfl="http://schemas.microsoft.com/office/word/2024/wordml/sdtformatlock" xmlns:w16se="http://schemas.microsoft.com/office/word/2015/wordml/symex" xmlns:w16du="http://schemas.microsoft.com/office/word/2023/wordml/word16du" xmlns:wne="http://schemas.microsoft.com/office/word/2006/wordml" mc:Ignorable="w14 w15 w16se w16cid w16 w16cex w16sdtdh w16sdtfl w16du wp14">
+<w:footnotes xmlns:wpc="http://schemas.microsoft.com/office/word/2010/wordprocessingCanvas" xmlns:cx="http://schemas.microsoft.com/office/drawing/2014/chartex" xmlns:cx1="http://schemas.microsoft.com/office/drawing/2015/9/8/chartex" xmlns:cx2="http://schemas.microsoft.com/office/drawing/2015/10/21/chartex" xmlns:cx3="http://schemas.microsoft.com/office/drawing/2016/5/9/chartex" xmlns:cx4="http://schemas.microsoft.com/office/drawing/2016/5/10/chartex" xmlns:cx5="http://schemas.microsoft.com/office/drawing/2016/5/11/chartex" xmlns:cx6="http://schemas.microsoft.com/office/drawing/2016/5/12/chartex" xmlns:cx7="http://schemas.microsoft.com/office/drawing/2016/5/13/chartex" xmlns:cx8="http://schemas.microsoft.com/office/drawing/2016/5/14/chartex" xmlns:mc="http://schemas.openxmlformats.org/markup-compatibility/2006" xmlns:m="http://schemas.openxmlformats.org/officeDocument/2006/math" xmlns:aink="http://schemas.microsoft.com/office/drawing/2016/ink" xmlns:am3d="http://schemas.microsoft.com/office/drawing/2017/model3d" xmlns:oel="http://schemas.microsoft.com/office/2019/extlst" xmlns:r="http://schemas.openxmlformats.org/officeDocument/2006/relationships" xmlns:wp14="http://schemas.microsoft.com/office/word/2010/wordprocessingDrawing" xmlns:wp="http://schemas.openxmlformats.org/drawingml/2006/wordprocessingDrawing" xmlns:wpg="http://schemas.microsoft.com/office/word/2010/wordprocessingGroup" xmlns:wpi="http://schemas.microsoft.com/office/word/2010/wordprocessingInk" xmlns:wps="http://schemas.microsoft.com/office/word/2010/wordprocessingShape" xmlns:o="urn:schemas-microsoft-com:office:office" xmlns:v="urn:schemas-microsoft-com:vml" xmlns:w10="urn:schemas-microsoft-com:office:word" xmlns:w="http://schemas.openxmlformats.org/wordprocessingml/2006/main" xmlns:w14="http://schemas.microsoft.com/office/word/2010/wordml" xmlns:w15="http://schemas.microsoft.com/office/word/2012/wordml" xmlns:w16cex="http://schemas.microsoft.com/office/word/2018/wordml/cex" xmlns:w16cid="http://schemas.microsoft.com/office/word/2016/wordml/cid" xmlns:w16="http://schemas.microsoft.com/office/word/2018/wordml" xmlns:w16sdtdh="http://schemas.microsoft.com/office/word/2020/wordml/sdtdatahash" xmlns:w16sdtfl="http://schemas.microsoft.com/office/word/2024/wordml/sdtformatlock" xmlns:w16se="http://schemas.microsoft.com/office/word/2015/wordml/symex" xmlns:w16du="http://schemas.microsoft.com/office/word/2023/wordml/word16du" xmlns:wne="http://schemas.microsoft.com/office/word/2006/wordml" mc:Ignorable="w14 w15 w16se w16cid w16 w16cex w16sdtdh w16sdtfl w16du wp14">
   <w:footnote w:type="separator" w:id="-1">
     <w:p>
       <w:r>
@@ -4291,7 +4500,7 @@
 </file>
 
 <file path=word/numbering.xml><?xml version="1.0" encoding="utf-8"?>
-<w:numbering xmlns:wpc="http://schemas.microsoft.com/office/word/2010/wordprocessingCanvas" xmlns:cx="http://schemas.microsoft.com/office/drawing/2014/chartex" xmlns:cx1="http://schemas.microsoft.com/office/drawing/2015/9/8/chartex" xmlns:cx2="http://schemas.microsoft.com/office/drawing/2015/10/21/chartex" xmlns:cx3="http://schemas.microsoft.com/office/drawing/2016/5/9/chartex" xmlns:cx4="http://schemas.microsoft.com/office/drawing/2016/5/10/chartex" xmlns:cx5="http://schemas.microsoft.com/office/drawing/2016/5/11/chartex" xmlns:cx6="http://schemas.microsoft.com/office/drawing/2016/5/12/chartex" xmlns:cx7="http://schemas.microsoft.com/office/drawing/2016/5/13/chartex" xmlns:cx8="http://schemas.microsoft.com/office/drawing/2016/5/14/chartex" xmlns:mc="http://schemas.openxmlformats.org/markup-compatibility/2006" xmlns:m="http://schemas.openxmlformats.org/officeDocument/2006/math" xmlns:aink="http://schemas.microsoft.com/office/drawing/2016/ink" xmlns:am3d="http://schemas.microsoft.com/office/drawing/2017/model3d" xmlns:oel="http://schemas.microsoft.com/office/2019/extlst" xmlns:r="http://schemas.openxmlformats.org/officeDocument/2006/relationships" xmlns:wp14="http://schemas.microsoft.com/office/word/2010/wordprocessingDrawing" xmlns:wp="http://schemas.openxmlformats.org/drawingml/2006/wordprocessingDrawing" xmlns:wpg="http://schemas.microsoft.com/office/word/2010/wordprocessingGroup" xmlns:wpi="http://schemas.microsoft.com/office/word/2010/wordprocessingInk" xmlns:wps="http://schemas.microsoft.com/office/word/2010/wordprocessingShape" xmlns:o="urn:schemas-microsoft-com:office:office" xmlns:v="urn:schemas-microsoft-com:vml" xmlns:w10="urn:schemas-microsoft-com:office:word" xmlns:w="http://schemas.openxmlformats.org/wordprocessingml/2006/main" xmlns:w14="http://schemas.microsoft.com/office/word/2010/wordml" xmlns:w15="http://schemas.microsoft.com/office/word/2012/wordml" xmlns:w16cei="http://schemas.microsoft.com/office/word/2026/wordml/cei" xmlns:w16cex="http://schemas.microsoft.com/office/word/2018/wordml/cex" xmlns:w16cid="http://schemas.microsoft.com/office/word/2016/wordml/cid" xmlns:w16="http://schemas.microsoft.com/office/word/2018/wordml" xmlns:w16sdtdh="http://schemas.microsoft.com/office/word/2020/wordml/sdtdatahash" xmlns:w16sdtfl="http://schemas.microsoft.com/office/word/2024/wordml/sdtformatlock" xmlns:w16se="http://schemas.microsoft.com/office/word/2015/wordml/symex" xmlns:w16du="http://schemas.microsoft.com/office/word/2023/wordml/word16du" xmlns:wne="http://schemas.microsoft.com/office/word/2006/wordml" mc:Ignorable="w14 w15 w16se w16cid w16 w16cex w16sdtdh w16sdtfl w16du wp14">
+<w:numbering xmlns:wpc="http://schemas.microsoft.com/office/word/2010/wordprocessingCanvas" xmlns:cx="http://schemas.microsoft.com/office/drawing/2014/chartex" xmlns:cx1="http://schemas.microsoft.com/office/drawing/2015/9/8/chartex" xmlns:cx2="http://schemas.microsoft.com/office/drawing/2015/10/21/chartex" xmlns:cx3="http://schemas.microsoft.com/office/drawing/2016/5/9/chartex" xmlns:cx4="http://schemas.microsoft.com/office/drawing/2016/5/10/chartex" xmlns:cx5="http://schemas.microsoft.com/office/drawing/2016/5/11/chartex" xmlns:cx6="http://schemas.microsoft.com/office/drawing/2016/5/12/chartex" xmlns:cx7="http://schemas.microsoft.com/office/drawing/2016/5/13/chartex" xmlns:cx8="http://schemas.microsoft.com/office/drawing/2016/5/14/chartex" xmlns:mc="http://schemas.openxmlformats.org/markup-compatibility/2006" xmlns:m="http://schemas.openxmlformats.org/officeDocument/2006/math" xmlns:aink="http://schemas.microsoft.com/office/drawing/2016/ink" xmlns:am3d="http://schemas.microsoft.com/office/drawing/2017/model3d" xmlns:oel="http://schemas.microsoft.com/office/2019/extlst" xmlns:r="http://schemas.openxmlformats.org/officeDocument/2006/relationships" xmlns:wp14="http://schemas.microsoft.com/office/word/2010/wordprocessingDrawing" xmlns:wp="http://schemas.openxmlformats.org/drawingml/2006/wordprocessingDrawing" xmlns:wpg="http://schemas.microsoft.com/office/word/2010/wordprocessingGroup" xmlns:wpi="http://schemas.microsoft.com/office/word/2010/wordprocessingInk" xmlns:wps="http://schemas.microsoft.com/office/word/2010/wordprocessingShape" xmlns:o="urn:schemas-microsoft-com:office:office" xmlns:v="urn:schemas-microsoft-com:vml" xmlns:w10="urn:schemas-microsoft-com:office:word" xmlns:w="http://schemas.openxmlformats.org/wordprocessingml/2006/main" xmlns:w14="http://schemas.microsoft.com/office/word/2010/wordml" xmlns:w15="http://schemas.microsoft.com/office/word/2012/wordml" xmlns:w16cex="http://schemas.microsoft.com/office/word/2018/wordml/cex" xmlns:w16cid="http://schemas.microsoft.com/office/word/2016/wordml/cid" xmlns:w16="http://schemas.microsoft.com/office/word/2018/wordml" xmlns:w16sdtdh="http://schemas.microsoft.com/office/word/2020/wordml/sdtdatahash" xmlns:w16sdtfl="http://schemas.microsoft.com/office/word/2024/wordml/sdtformatlock" xmlns:w16se="http://schemas.microsoft.com/office/word/2015/wordml/symex" xmlns:w16du="http://schemas.microsoft.com/office/word/2023/wordml/word16du" xmlns:wne="http://schemas.microsoft.com/office/word/2006/wordml" mc:Ignorable="w14 w15 w16se w16cid w16 w16cex w16sdtdh w16sdtfl w16du wp14">
   <w:abstractNum w:abstractNumId="0" w15:restartNumberingAfterBreak="0">
     <w:nsid w:val="06214430"/>
     <w:multiLevelType w:val="hybridMultilevel"/>
@@ -6615,6 +6824,95 @@
       </w:pPr>
     </w:lvl>
     <w:lvl w:ilvl="8" w:tplc="04090011" w:tentative="1">
+      <w:start w:val="1"/>
+      <w:numFmt w:val="decimalEnclosedCircle"/>
+      <w:lvlText w:val="%9"/>
+      <w:lvlJc w:val="left"/>
+      <w:pPr>
+        <w:ind w:left="3960" w:hanging="440"/>
+      </w:pPr>
+    </w:lvl>
+  </w:abstractNum>
+  <w:abstractNum w:abstractNumId="22" w15:restartNumberingAfterBreak="0">
+    <w:nsid w:val="7A39339F"/>
+    <w:multiLevelType w:val="hybridMultilevel"/>
+    <w:tmpl w:val="A21ED32A"/>
+    <w:lvl w:ilvl="0" w:tplc="FFFFFFFF">
+      <w:start w:val="1"/>
+      <w:numFmt w:val="decimal"/>
+      <w:lvlText w:val="[%1]."/>
+      <w:lvlJc w:val="left"/>
+      <w:pPr>
+        <w:ind w:left="440" w:hanging="440"/>
+      </w:pPr>
+      <w:rPr>
+        <w:rFonts w:hint="eastAsia"/>
+      </w:rPr>
+    </w:lvl>
+    <w:lvl w:ilvl="1" w:tplc="FFFFFFFF" w:tentative="1">
+      <w:start w:val="1"/>
+      <w:numFmt w:val="aiueoFullWidth"/>
+      <w:lvlText w:val="(%2)"/>
+      <w:lvlJc w:val="left"/>
+      <w:pPr>
+        <w:ind w:left="880" w:hanging="440"/>
+      </w:pPr>
+    </w:lvl>
+    <w:lvl w:ilvl="2" w:tplc="FFFFFFFF" w:tentative="1">
+      <w:start w:val="1"/>
+      <w:numFmt w:val="decimalEnclosedCircle"/>
+      <w:lvlText w:val="%3"/>
+      <w:lvlJc w:val="left"/>
+      <w:pPr>
+        <w:ind w:left="1320" w:hanging="440"/>
+      </w:pPr>
+    </w:lvl>
+    <w:lvl w:ilvl="3" w:tplc="FFFFFFFF" w:tentative="1">
+      <w:start w:val="1"/>
+      <w:numFmt w:val="decimal"/>
+      <w:lvlText w:val="%4."/>
+      <w:lvlJc w:val="left"/>
+      <w:pPr>
+        <w:ind w:left="1760" w:hanging="440"/>
+      </w:pPr>
+    </w:lvl>
+    <w:lvl w:ilvl="4" w:tplc="FFFFFFFF" w:tentative="1">
+      <w:start w:val="1"/>
+      <w:numFmt w:val="aiueoFullWidth"/>
+      <w:lvlText w:val="(%5)"/>
+      <w:lvlJc w:val="left"/>
+      <w:pPr>
+        <w:ind w:left="2200" w:hanging="440"/>
+      </w:pPr>
+    </w:lvl>
+    <w:lvl w:ilvl="5" w:tplc="FFFFFFFF" w:tentative="1">
+      <w:start w:val="1"/>
+      <w:numFmt w:val="decimalEnclosedCircle"/>
+      <w:lvlText w:val="%6"/>
+      <w:lvlJc w:val="left"/>
+      <w:pPr>
+        <w:ind w:left="2640" w:hanging="440"/>
+      </w:pPr>
+    </w:lvl>
+    <w:lvl w:ilvl="6" w:tplc="FFFFFFFF" w:tentative="1">
+      <w:start w:val="1"/>
+      <w:numFmt w:val="decimal"/>
+      <w:lvlText w:val="%7."/>
+      <w:lvlJc w:val="left"/>
+      <w:pPr>
+        <w:ind w:left="3080" w:hanging="440"/>
+      </w:pPr>
+    </w:lvl>
+    <w:lvl w:ilvl="7" w:tplc="FFFFFFFF" w:tentative="1">
+      <w:start w:val="1"/>
+      <w:numFmt w:val="aiueoFullWidth"/>
+      <w:lvlText w:val="(%8)"/>
+      <w:lvlJc w:val="left"/>
+      <w:pPr>
+        <w:ind w:left="3520" w:hanging="440"/>
+      </w:pPr>
+    </w:lvl>
+    <w:lvl w:ilvl="8" w:tplc="FFFFFFFF" w:tentative="1">
       <w:start w:val="1"/>
       <w:numFmt w:val="decimalEnclosedCircle"/>
       <w:lvlText w:val="%9"/>
@@ -6719,6 +7017,9 @@
   </w:num>
   <w:num w:numId="23" w16cid:durableId="5404263">
     <w:abstractNumId w:val="9"/>
+  </w:num>
+  <w:num w:numId="24" w16cid:durableId="528027095">
+    <w:abstractNumId w:val="22"/>
   </w:num>
 </w:numbering>
 </file>

--- a/様式1-5_研究業績一覧.docx
+++ b/様式1-5_研究業績一覧.docx
@@ -75,7 +75,7 @@
         <w:rPr>
           <w:color w:val="000000" w:themeColor="text1"/>
         </w:rPr>
-        <w:t>6</w:t>
+        <w:t>9</w:t>
       </w:r>
       <w:r>
         <w:rPr>
@@ -89,6 +89,12 @@
           <w:color w:val="000000" w:themeColor="text1"/>
         </w:rPr>
         <w:t>2</w:t>
+      </w:r>
+      <w:r>
+        <w:rPr>
+          <w:color w:val="000000" w:themeColor="text1"/>
+        </w:rPr>
+        <w:t>8</w:t>
       </w:r>
       <w:r>
         <w:rPr>
@@ -1746,6 +1752,19 @@
         <w:rPr>
           <w:color w:val="000000" w:themeColor="text1"/>
         </w:rPr>
+        <w:t>N-1-40</w:t>
+      </w:r>
+      <w:r>
+        <w:rPr>
+          <w:rFonts w:hint="eastAsia"/>
+          <w:color w:val="000000" w:themeColor="text1"/>
+        </w:rPr>
+        <w:t>，</w:t>
+      </w:r>
+      <w:r>
+        <w:rPr>
+          <w:color w:val="000000" w:themeColor="text1"/>
+        </w:rPr>
         <w:t>Sep.</w:t>
       </w:r>
       <w:r>
@@ -1760,25 +1779,6 @@
           <w:color w:val="000000" w:themeColor="text1"/>
         </w:rPr>
         <w:t>．</w:t>
-      </w:r>
-      <w:r>
-        <w:rPr>
-          <w:color w:val="000000" w:themeColor="text1"/>
-        </w:rPr>
-        <w:t>(</w:t>
-      </w:r>
-      <w:r>
-        <w:rPr>
-          <w:rFonts w:hint="eastAsia"/>
-          <w:color w:val="000000" w:themeColor="text1"/>
-        </w:rPr>
-        <w:t>発表予定</w:t>
-      </w:r>
-      <w:r>
-        <w:rPr>
-          <w:color w:val="000000" w:themeColor="text1"/>
-        </w:rPr>
-        <w:t>)</w:t>
       </w:r>
     </w:p>
     <w:p>
@@ -3905,6 +3905,19 @@
         <w:rPr>
           <w:color w:val="000000" w:themeColor="text1"/>
         </w:rPr>
+        <w:t>N-1-18</w:t>
+      </w:r>
+      <w:r>
+        <w:rPr>
+          <w:rFonts w:hint="eastAsia"/>
+          <w:color w:val="000000" w:themeColor="text1"/>
+        </w:rPr>
+        <w:t>，</w:t>
+      </w:r>
+      <w:r>
+        <w:rPr>
+          <w:color w:val="000000" w:themeColor="text1"/>
+        </w:rPr>
         <w:t>Sep.</w:t>
       </w:r>
       <w:r>
@@ -3919,25 +3932,6 @@
           <w:color w:val="000000" w:themeColor="text1"/>
         </w:rPr>
         <w:t>．</w:t>
-      </w:r>
-      <w:r>
-        <w:rPr>
-          <w:color w:val="000000" w:themeColor="text1"/>
-        </w:rPr>
-        <w:t>(</w:t>
-      </w:r>
-      <w:r>
-        <w:rPr>
-          <w:rFonts w:hint="eastAsia"/>
-          <w:color w:val="000000" w:themeColor="text1"/>
-        </w:rPr>
-        <w:t>発表予定</w:t>
-      </w:r>
-      <w:r>
-        <w:rPr>
-          <w:color w:val="000000" w:themeColor="text1"/>
-        </w:rPr>
-        <w:t>)</w:t>
       </w:r>
     </w:p>
     <w:p>
@@ -4033,6 +4027,19 @@
         <w:rPr>
           <w:color w:val="000000" w:themeColor="text1"/>
         </w:rPr>
+        <w:t>N-1-39</w:t>
+      </w:r>
+      <w:r>
+        <w:rPr>
+          <w:rFonts w:hint="eastAsia"/>
+          <w:color w:val="000000" w:themeColor="text1"/>
+        </w:rPr>
+        <w:t>，</w:t>
+      </w:r>
+      <w:r>
+        <w:rPr>
+          <w:color w:val="000000" w:themeColor="text1"/>
+        </w:rPr>
         <w:t>Sep. 2026</w:t>
       </w:r>
       <w:r>
@@ -4041,25 +4048,6 @@
           <w:color w:val="000000" w:themeColor="text1"/>
         </w:rPr>
         <w:t>．</w:t>
-      </w:r>
-      <w:r>
-        <w:rPr>
-          <w:color w:val="000000" w:themeColor="text1"/>
-        </w:rPr>
-        <w:t>(</w:t>
-      </w:r>
-      <w:r>
-        <w:rPr>
-          <w:rFonts w:hint="eastAsia"/>
-          <w:color w:val="000000" w:themeColor="text1"/>
-        </w:rPr>
-        <w:t>発表予定</w:t>
-      </w:r>
-      <w:r>
-        <w:rPr>
-          <w:color w:val="000000" w:themeColor="text1"/>
-        </w:rPr>
-        <w:t>)</w:t>
       </w:r>
     </w:p>
     <w:p>
@@ -4168,6 +4156,19 @@
         <w:rPr>
           <w:color w:val="000000" w:themeColor="text1"/>
         </w:rPr>
+        <w:t>N-1-09</w:t>
+      </w:r>
+      <w:r>
+        <w:rPr>
+          <w:rFonts w:hint="eastAsia"/>
+          <w:color w:val="000000" w:themeColor="text1"/>
+        </w:rPr>
+        <w:t>，</w:t>
+      </w:r>
+      <w:r>
+        <w:rPr>
+          <w:color w:val="000000" w:themeColor="text1"/>
+        </w:rPr>
         <w:t>Sep. 2026</w:t>
       </w:r>
       <w:r>
@@ -4176,25 +4177,6 @@
           <w:color w:val="000000" w:themeColor="text1"/>
         </w:rPr>
         <w:t>．</w:t>
-      </w:r>
-      <w:r>
-        <w:rPr>
-          <w:color w:val="000000" w:themeColor="text1"/>
-        </w:rPr>
-        <w:t>(</w:t>
-      </w:r>
-      <w:r>
-        <w:rPr>
-          <w:rFonts w:hint="eastAsia"/>
-          <w:color w:val="000000" w:themeColor="text1"/>
-        </w:rPr>
-        <w:t>発表予定</w:t>
-      </w:r>
-      <w:r>
-        <w:rPr>
-          <w:color w:val="000000" w:themeColor="text1"/>
-        </w:rPr>
-        <w:t>)</w:t>
       </w:r>
     </w:p>
     <w:p>
@@ -4298,6 +4280,19 @@
         <w:rPr>
           <w:color w:val="000000" w:themeColor="text1"/>
         </w:rPr>
+        <w:t>N-1-06</w:t>
+      </w:r>
+      <w:r>
+        <w:rPr>
+          <w:rFonts w:hint="eastAsia"/>
+          <w:color w:val="000000" w:themeColor="text1"/>
+        </w:rPr>
+        <w:t>，</w:t>
+      </w:r>
+      <w:r>
+        <w:rPr>
+          <w:color w:val="000000" w:themeColor="text1"/>
+        </w:rPr>
         <w:t>Sep. 2026</w:t>
       </w:r>
       <w:r>
@@ -4306,25 +4301,6 @@
           <w:color w:val="000000" w:themeColor="text1"/>
         </w:rPr>
         <w:t>．</w:t>
-      </w:r>
-      <w:r>
-        <w:rPr>
-          <w:color w:val="000000" w:themeColor="text1"/>
-        </w:rPr>
-        <w:t>(</w:t>
-      </w:r>
-      <w:r>
-        <w:rPr>
-          <w:rFonts w:hint="eastAsia"/>
-          <w:color w:val="000000" w:themeColor="text1"/>
-        </w:rPr>
-        <w:t>発表予定</w:t>
-      </w:r>
-      <w:r>
-        <w:rPr>
-          <w:color w:val="000000" w:themeColor="text1"/>
-        </w:rPr>
-        <w:t>)</w:t>
       </w:r>
     </w:p>
     <w:p>
@@ -4355,17 +4331,28 @@
       <w:r>
         <w:rPr>
           <w:rFonts w:ascii="Yu Gothic" w:eastAsia="Yu Gothic" w:hAnsi="Yu Gothic" w:cs="Yu Gothic" w:hint="eastAsia"/>
+          <w:u w:val="single"/>
         </w:rPr>
         <w:t>⼭</w:t>
       </w:r>
       <w:r>
+        <w:rPr>
+          <w:u w:val="single"/>
+        </w:rPr>
         <w:t xml:space="preserve">富 </w:t>
       </w:r>
       <w:r>
         <w:rPr>
           <w:rFonts w:ascii="Yu Gothic" w:eastAsia="Yu Gothic" w:hAnsi="Yu Gothic" w:cs="Yu Gothic" w:hint="eastAsia"/>
-        </w:rPr>
-        <w:t>⿓，</w:t>
+          <w:u w:val="single"/>
+        </w:rPr>
+        <w:t>⿓</w:t>
+      </w:r>
+      <w:r>
+        <w:rPr>
+          <w:rFonts w:ascii="Yu Gothic" w:eastAsia="Yu Gothic" w:hAnsi="Yu Gothic" w:cs="Yu Gothic" w:hint="eastAsia"/>
+        </w:rPr>
+        <w:t>，</w:t>
       </w:r>
       <w:r>
         <w:t>宮坂</w:t>
@@ -4404,7 +4391,7 @@
         <w:t>，“</w:t>
       </w:r>
       <w:r>
-        <w:t>AI を</w:t>
+        <w:t>AIを</w:t>
       </w:r>
       <w:r>
         <w:rPr>

--- a/様式1-5_研究業績一覧.docx
+++ b/様式1-5_研究業績一覧.docx
@@ -592,6 +592,44 @@
     </w:p>
     <w:p>
       <w:pPr>
+        <w:numPr>
+          <w:ilvl w:val="0"/>
+          <w:numId w:val="17"/>
+        </w:numPr>
+        <w:pBdr>
+          <w:top w:val="single" w:sz="4" w:space="1" w:color="auto"/>
+          <w:left w:val="single" w:sz="4" w:space="4" w:color="auto"/>
+          <w:bottom w:val="single" w:sz="4" w:space="1" w:color="auto"/>
+          <w:right w:val="single" w:sz="4" w:space="4" w:color="auto"/>
+        </w:pBdr>
+        <w:rPr>
+          <w:color w:val="000000" w:themeColor="text1"/>
+        </w:rPr>
+      </w:pPr>
+      <w:r>
+        <w:rPr>
+          <w:u w:val="single"/>
+        </w:rPr>
+        <w:t>Ryo Yamatomi</w:t>
+      </w:r>
+      <w:r>
+        <w:t>，Suguru Asai，Hiroshi Ninomiya，</w:t>
+      </w:r>
+      <w:r>
+        <w:t>“</w:t>
+      </w:r>
+      <w:r>
+        <w:t>Averaged Snapshots and Approximated Full Gradients for the Stochastic Variance-Reduced Gradient Method，</w:t>
+      </w:r>
+      <w:r>
+        <w:t>”</w:t>
+      </w:r>
+      <w:r>
+        <w:t xml:space="preserve"> Nonlinear Theory and Its Applications, Oct. 2026. (査読中)</w:t>
+      </w:r>
+    </w:p>
+    <w:p>
+      <w:pPr>
         <w:pBdr>
           <w:top w:val="single" w:sz="4" w:space="1" w:color="auto"/>
           <w:left w:val="single" w:sz="4" w:space="4" w:color="auto"/>
@@ -1266,6 +1304,7 @@
           <w:color w:val="000000" w:themeColor="text1"/>
           <w:u w:val="single"/>
         </w:rPr>
+        <w:lastRenderedPageBreak/>
         <w:t>山富</w:t>
       </w:r>
       <w:r>
@@ -1388,14 +1427,7 @@
         <w:rPr>
           <w:color w:val="000000" w:themeColor="text1"/>
         </w:rPr>
-        <w:t>Transformerを用いた大喜利の生成に関する研</w:t>
-      </w:r>
-      <w:r>
-        <w:rPr>
-          <w:color w:val="000000" w:themeColor="text1"/>
-        </w:rPr>
-        <w:lastRenderedPageBreak/>
-        <w:t>究</w:t>
+        <w:t>Transformerを用いた大喜利の生成に関する研究</w:t>
       </w:r>
       <w:r>
         <w:rPr>
@@ -2751,6 +2783,7 @@
           <w:rFonts w:hint="eastAsia"/>
           <w:color w:val="000000" w:themeColor="text1"/>
         </w:rPr>
+        <w:lastRenderedPageBreak/>
         <w:t>李</w:t>
       </w:r>
       <w:r>
@@ -2884,14 +2917,7 @@
         <w:rPr>
           <w:color w:val="000000" w:themeColor="text1"/>
         </w:rPr>
-        <w:t>による非可逆圧縮のため</w:t>
-      </w:r>
-      <w:r>
-        <w:rPr>
-          <w:color w:val="000000" w:themeColor="text1"/>
-        </w:rPr>
-        <w:lastRenderedPageBreak/>
-        <w:t>の</w:t>
+        <w:t>による非可逆圧縮のための</w:t>
       </w:r>
       <w:r>
         <w:rPr>

--- a/様式1-5_研究業績一覧.docx
+++ b/様式1-5_研究業績一覧.docx
@@ -4454,12 +4454,6 @@
       </w:r>
       <w:r>
         <w:t>Oct. 2026.</w:t>
-      </w:r>
-      <w:r>
-        <w:rPr>
-          <w:rFonts w:hint="eastAsia"/>
-        </w:rPr>
-        <w:t>（発表予定）</w:t>
       </w:r>
     </w:p>
     <w:sectPr>
